--- a/ПЗ_Beefurca.docx
+++ b/ПЗ_Beefurca.docx
@@ -212,7 +212,7 @@
         <w:ind w:firstLine="0"/>
         <w:jc w:val="center"/>
       </w:pPr>
-      <w:bookmarkStart w:id="0" w:name="_Toc233683091"/>
+      <w:bookmarkStart w:id="0" w:name="_Toc233706139"/>
       <w:r>
         <w:rPr>
           <w:rFonts w:ascii="Times New Roman" w:hAnsi="Times New Roman" w:cs="Times New Roman"/>
@@ -248,7 +248,7 @@
       <w:r>
         <w:fldChar w:fldCharType="separate"/>
       </w:r>
-      <w:hyperlink w:anchor="_Toc233683091" w:history="1">
+      <w:hyperlink w:anchor="_Toc233706139" w:history="1">
         <w:r>
           <w:rPr>
             <w:rStyle w:val="aff8"/>
@@ -275,7 +275,7 @@
             <w:noProof/>
             <w:webHidden/>
           </w:rPr>
-          <w:instrText xml:space="preserve"> PAGEREF _Toc233683091 \h </w:instrText>
+          <w:instrText xml:space="preserve"> PAGEREF _Toc233706139 \h </w:instrText>
         </w:r>
         <w:r>
           <w:rPr>
@@ -323,7 +323,7 @@
           <w14:ligatures w14:val="standardContextual"/>
         </w:rPr>
       </w:pPr>
-      <w:hyperlink w:anchor="_Toc233683092" w:history="1">
+      <w:hyperlink w:anchor="_Toc233706140" w:history="1">
         <w:r>
           <w:rPr>
             <w:rStyle w:val="aff8"/>
@@ -350,7 +350,7 @@
             <w:noProof/>
             <w:webHidden/>
           </w:rPr>
-          <w:instrText xml:space="preserve"> PAGEREF _Toc233683092 \h </w:instrText>
+          <w:instrText xml:space="preserve"> PAGEREF _Toc233706140 \h </w:instrText>
         </w:r>
         <w:r>
           <w:rPr>
@@ -398,7 +398,7 @@
           <w14:ligatures w14:val="standardContextual"/>
         </w:rPr>
       </w:pPr>
-      <w:hyperlink w:anchor="_Toc233683093" w:history="1">
+      <w:hyperlink w:anchor="_Toc233706141" w:history="1">
         <w:r>
           <w:rPr>
             <w:rStyle w:val="aff8"/>
@@ -425,7 +425,7 @@
             <w:noProof/>
             <w:webHidden/>
           </w:rPr>
-          <w:instrText xml:space="preserve"> PAGEREF _Toc233683093 \h </w:instrText>
+          <w:instrText xml:space="preserve"> PAGEREF _Toc233706141 \h </w:instrText>
         </w:r>
         <w:r>
           <w:rPr>
@@ -473,7 +473,7 @@
           <w14:ligatures w14:val="standardContextual"/>
         </w:rPr>
       </w:pPr>
-      <w:hyperlink w:anchor="_Toc233683094" w:history="1">
+      <w:hyperlink w:anchor="_Toc233706142" w:history="1">
         <w:r>
           <w:rPr>
             <w:rStyle w:val="aff8"/>
@@ -500,7 +500,7 @@
             <w:noProof/>
             <w:webHidden/>
           </w:rPr>
-          <w:instrText xml:space="preserve"> PAGEREF _Toc233683094 \h </w:instrText>
+          <w:instrText xml:space="preserve"> PAGEREF _Toc233706142 \h </w:instrText>
         </w:r>
         <w:r>
           <w:rPr>
@@ -548,7 +548,7 @@
           <w14:ligatures w14:val="standardContextual"/>
         </w:rPr>
       </w:pPr>
-      <w:hyperlink w:anchor="_Toc233683095" w:history="1">
+      <w:hyperlink w:anchor="_Toc233706143" w:history="1">
         <w:r>
           <w:rPr>
             <w:rStyle w:val="aff8"/>
@@ -575,7 +575,7 @@
             <w:noProof/>
             <w:webHidden/>
           </w:rPr>
-          <w:instrText xml:space="preserve"> PAGEREF _Toc233683095 \h </w:instrText>
+          <w:instrText xml:space="preserve"> PAGEREF _Toc233706143 \h </w:instrText>
         </w:r>
         <w:r>
           <w:rPr>
@@ -595,7 +595,7 @@
             <w:noProof/>
             <w:webHidden/>
           </w:rPr>
-          <w:t>7</w:t>
+          <w:t>6</w:t>
         </w:r>
         <w:r>
           <w:rPr>
@@ -623,7 +623,7 @@
           <w14:ligatures w14:val="standardContextual"/>
         </w:rPr>
       </w:pPr>
-      <w:hyperlink w:anchor="_Toc233683096" w:history="1">
+      <w:hyperlink w:anchor="_Toc233706144" w:history="1">
         <w:r>
           <w:rPr>
             <w:rStyle w:val="aff8"/>
@@ -650,7 +650,7 @@
             <w:noProof/>
             <w:webHidden/>
           </w:rPr>
-          <w:instrText xml:space="preserve"> PAGEREF _Toc233683096 \h </w:instrText>
+          <w:instrText xml:space="preserve"> PAGEREF _Toc233706144 \h </w:instrText>
         </w:r>
         <w:r>
           <w:rPr>
@@ -670,7 +670,7 @@
             <w:noProof/>
             <w:webHidden/>
           </w:rPr>
-          <w:t>7</w:t>
+          <w:t>6</w:t>
         </w:r>
         <w:r>
           <w:rPr>
@@ -698,7 +698,7 @@
           <w14:ligatures w14:val="standardContextual"/>
         </w:rPr>
       </w:pPr>
-      <w:hyperlink w:anchor="_Toc233683097" w:history="1">
+      <w:hyperlink w:anchor="_Toc233706145" w:history="1">
         <w:r>
           <w:rPr>
             <w:rStyle w:val="aff8"/>
@@ -725,7 +725,7 @@
             <w:noProof/>
             <w:webHidden/>
           </w:rPr>
-          <w:instrText xml:space="preserve"> PAGEREF _Toc233683097 \h </w:instrText>
+          <w:instrText xml:space="preserve"> PAGEREF _Toc233706145 \h </w:instrText>
         </w:r>
         <w:r>
           <w:rPr>
@@ -773,7 +773,7 @@
           <w14:ligatures w14:val="standardContextual"/>
         </w:rPr>
       </w:pPr>
-      <w:hyperlink w:anchor="_Toc233683098" w:history="1">
+      <w:hyperlink w:anchor="_Toc233706146" w:history="1">
         <w:r>
           <w:rPr>
             <w:rStyle w:val="aff8"/>
@@ -800,7 +800,7 @@
             <w:noProof/>
             <w:webHidden/>
           </w:rPr>
-          <w:instrText xml:space="preserve"> PAGEREF _Toc233683098 \h </w:instrText>
+          <w:instrText xml:space="preserve"> PAGEREF _Toc233706146 \h </w:instrText>
         </w:r>
         <w:r>
           <w:rPr>
@@ -820,7 +820,7 @@
             <w:noProof/>
             <w:webHidden/>
           </w:rPr>
-          <w:t>11</w:t>
+          <w:t>10</w:t>
         </w:r>
         <w:r>
           <w:rPr>
@@ -848,7 +848,7 @@
           <w14:ligatures w14:val="standardContextual"/>
         </w:rPr>
       </w:pPr>
-      <w:hyperlink w:anchor="_Toc233683099" w:history="1">
+      <w:hyperlink w:anchor="_Toc233706147" w:history="1">
         <w:r>
           <w:rPr>
             <w:rStyle w:val="aff8"/>
@@ -875,7 +875,82 @@
             <w:noProof/>
             <w:webHidden/>
           </w:rPr>
-          <w:instrText xml:space="preserve"> PAGEREF _Toc233683099 \h </w:instrText>
+          <w:instrText xml:space="preserve"> PAGEREF _Toc233706147 \h </w:instrText>
+        </w:r>
+        <w:r>
+          <w:rPr>
+            <w:noProof/>
+            <w:webHidden/>
+          </w:rPr>
+        </w:r>
+        <w:r>
+          <w:rPr>
+            <w:noProof/>
+            <w:webHidden/>
+          </w:rPr>
+          <w:fldChar w:fldCharType="separate"/>
+        </w:r>
+        <w:r>
+          <w:rPr>
+            <w:noProof/>
+            <w:webHidden/>
+          </w:rPr>
+          <w:t>13</w:t>
+        </w:r>
+        <w:r>
+          <w:rPr>
+            <w:noProof/>
+            <w:webHidden/>
+          </w:rPr>
+          <w:fldChar w:fldCharType="end"/>
+        </w:r>
+      </w:hyperlink>
+    </w:p>
+    <w:p>
+      <w:pPr>
+        <w:pStyle w:val="38"/>
+        <w:tabs>
+          <w:tab w:val="right" w:leader="dot" w:pos="10195"/>
+        </w:tabs>
+        <w:rPr>
+          <w:rFonts w:asciiTheme="minorHAnsi" w:hAnsiTheme="minorHAnsi" w:cstheme="minorBidi"/>
+          <w:noProof/>
+          <w:color w:val="auto"/>
+          <w:kern w:val="2"/>
+          <w:sz w:val="24"/>
+          <w:szCs w:val="24"/>
+          <w:lang w:val="ru-RU" w:eastAsia="ru-RU"/>
+          <w14:ligatures w14:val="standardContextual"/>
+        </w:rPr>
+      </w:pPr>
+      <w:hyperlink w:anchor="_Toc233706148" w:history="1">
+        <w:r>
+          <w:rPr>
+            <w:rStyle w:val="aff8"/>
+            <w:noProof/>
+          </w:rPr>
+          <w:t>1.2.5 Проектирование структуры данных</w:t>
+        </w:r>
+        <w:r>
+          <w:rPr>
+            <w:noProof/>
+            <w:webHidden/>
+          </w:rPr>
+          <w:tab/>
+        </w:r>
+        <w:r>
+          <w:rPr>
+            <w:noProof/>
+            <w:webHidden/>
+          </w:rPr>
+          <w:fldChar w:fldCharType="begin"/>
+        </w:r>
+        <w:r>
+          <w:rPr>
+            <w:noProof/>
+            <w:webHidden/>
+          </w:rPr>
+          <w:instrText xml:space="preserve"> PAGEREF _Toc233706148 \h </w:instrText>
         </w:r>
         <w:r>
           <w:rPr>
@@ -908,7 +983,7 @@
     </w:p>
     <w:p>
       <w:pPr>
-        <w:pStyle w:val="38"/>
+        <w:pStyle w:val="2c"/>
         <w:tabs>
           <w:tab w:val="right" w:leader="dot" w:pos="10195"/>
         </w:tabs>
@@ -923,82 +998,7 @@
           <w14:ligatures w14:val="standardContextual"/>
         </w:rPr>
       </w:pPr>
-      <w:hyperlink w:anchor="_Toc233683100" w:history="1">
-        <w:r>
-          <w:rPr>
-            <w:rStyle w:val="aff8"/>
-            <w:noProof/>
-          </w:rPr>
-          <w:t>1.2.5 Проектирование структуры данных</w:t>
-        </w:r>
-        <w:r>
-          <w:rPr>
-            <w:noProof/>
-            <w:webHidden/>
-          </w:rPr>
-          <w:tab/>
-        </w:r>
-        <w:r>
-          <w:rPr>
-            <w:noProof/>
-            <w:webHidden/>
-          </w:rPr>
-          <w:fldChar w:fldCharType="begin"/>
-        </w:r>
-        <w:r>
-          <w:rPr>
-            <w:noProof/>
-            <w:webHidden/>
-          </w:rPr>
-          <w:instrText xml:space="preserve"> PAGEREF _Toc233683100 \h </w:instrText>
-        </w:r>
-        <w:r>
-          <w:rPr>
-            <w:noProof/>
-            <w:webHidden/>
-          </w:rPr>
-        </w:r>
-        <w:r>
-          <w:rPr>
-            <w:noProof/>
-            <w:webHidden/>
-          </w:rPr>
-          <w:fldChar w:fldCharType="separate"/>
-        </w:r>
-        <w:r>
-          <w:rPr>
-            <w:noProof/>
-            <w:webHidden/>
-          </w:rPr>
-          <w:t>15</w:t>
-        </w:r>
-        <w:r>
-          <w:rPr>
-            <w:noProof/>
-            <w:webHidden/>
-          </w:rPr>
-          <w:fldChar w:fldCharType="end"/>
-        </w:r>
-      </w:hyperlink>
-    </w:p>
-    <w:p>
-      <w:pPr>
-        <w:pStyle w:val="2c"/>
-        <w:tabs>
-          <w:tab w:val="right" w:leader="dot" w:pos="10195"/>
-        </w:tabs>
-        <w:rPr>
-          <w:rFonts w:asciiTheme="minorHAnsi" w:hAnsiTheme="minorHAnsi" w:cstheme="minorBidi"/>
-          <w:noProof/>
-          <w:color w:val="auto"/>
-          <w:kern w:val="2"/>
-          <w:sz w:val="24"/>
-          <w:szCs w:val="24"/>
-          <w:lang w:val="ru-RU" w:eastAsia="ru-RU"/>
-          <w14:ligatures w14:val="standardContextual"/>
-        </w:rPr>
-      </w:pPr>
-      <w:hyperlink w:anchor="_Toc233683101" w:history="1">
+      <w:hyperlink w:anchor="_Toc233706149" w:history="1">
         <w:r>
           <w:rPr>
             <w:rStyle w:val="aff8"/>
@@ -1025,7 +1025,7 @@
             <w:noProof/>
             <w:webHidden/>
           </w:rPr>
-          <w:instrText xml:space="preserve"> PAGEREF _Toc233683101 \h </w:instrText>
+          <w:instrText xml:space="preserve"> PAGEREF _Toc233706149 \h </w:instrText>
         </w:r>
         <w:r>
           <w:rPr>
@@ -1045,7 +1045,7 @@
             <w:noProof/>
             <w:webHidden/>
           </w:rPr>
-          <w:t>18</w:t>
+          <w:t>16</w:t>
         </w:r>
         <w:r>
           <w:rPr>
@@ -1073,7 +1073,7 @@
           <w14:ligatures w14:val="standardContextual"/>
         </w:rPr>
       </w:pPr>
-      <w:hyperlink w:anchor="_Toc233683102" w:history="1">
+      <w:hyperlink w:anchor="_Toc233706150" w:history="1">
         <w:r>
           <w:rPr>
             <w:rStyle w:val="aff8"/>
@@ -1100,7 +1100,7 @@
             <w:noProof/>
             <w:webHidden/>
           </w:rPr>
-          <w:instrText xml:space="preserve"> PAGEREF _Toc233683102 \h </w:instrText>
+          <w:instrText xml:space="preserve"> PAGEREF _Toc233706150 \h </w:instrText>
         </w:r>
         <w:r>
           <w:rPr>
@@ -1120,7 +1120,7 @@
             <w:noProof/>
             <w:webHidden/>
           </w:rPr>
-          <w:t>19</w:t>
+          <w:t>17</w:t>
         </w:r>
         <w:r>
           <w:rPr>
@@ -1148,7 +1148,7 @@
           <w14:ligatures w14:val="standardContextual"/>
         </w:rPr>
       </w:pPr>
-      <w:hyperlink w:anchor="_Toc233683103" w:history="1">
+      <w:hyperlink w:anchor="_Toc233706151" w:history="1">
         <w:r>
           <w:rPr>
             <w:rStyle w:val="aff8"/>
@@ -1175,7 +1175,7 @@
             <w:noProof/>
             <w:webHidden/>
           </w:rPr>
-          <w:instrText xml:space="preserve"> PAGEREF _Toc233683103 \h </w:instrText>
+          <w:instrText xml:space="preserve"> PAGEREF _Toc233706151 \h </w:instrText>
         </w:r>
         <w:r>
           <w:rPr>
@@ -1195,7 +1195,7 @@
             <w:noProof/>
             <w:webHidden/>
           </w:rPr>
-          <w:t>19</w:t>
+          <w:t>17</w:t>
         </w:r>
         <w:r>
           <w:rPr>
@@ -1223,7 +1223,7 @@
           <w14:ligatures w14:val="standardContextual"/>
         </w:rPr>
       </w:pPr>
-      <w:hyperlink w:anchor="_Toc233683104" w:history="1">
+      <w:hyperlink w:anchor="_Toc233706152" w:history="1">
         <w:r>
           <w:rPr>
             <w:rStyle w:val="aff8"/>
@@ -1250,7 +1250,7 @@
             <w:noProof/>
             <w:webHidden/>
           </w:rPr>
-          <w:instrText xml:space="preserve"> PAGEREF _Toc233683104 \h </w:instrText>
+          <w:instrText xml:space="preserve"> PAGEREF _Toc233706152 \h </w:instrText>
         </w:r>
         <w:r>
           <w:rPr>
@@ -1270,7 +1270,7 @@
             <w:noProof/>
             <w:webHidden/>
           </w:rPr>
-          <w:t>20</w:t>
+          <w:t>17</w:t>
         </w:r>
         <w:r>
           <w:rPr>
@@ -1298,7 +1298,7 @@
           <w14:ligatures w14:val="standardContextual"/>
         </w:rPr>
       </w:pPr>
-      <w:hyperlink w:anchor="_Toc233683105" w:history="1">
+      <w:hyperlink w:anchor="_Toc233706153" w:history="1">
         <w:r>
           <w:rPr>
             <w:rStyle w:val="aff8"/>
@@ -1325,7 +1325,232 @@
             <w:noProof/>
             <w:webHidden/>
           </w:rPr>
-          <w:instrText xml:space="preserve"> PAGEREF _Toc233683105 \h </w:instrText>
+          <w:instrText xml:space="preserve"> PAGEREF _Toc233706153 \h </w:instrText>
+        </w:r>
+        <w:r>
+          <w:rPr>
+            <w:noProof/>
+            <w:webHidden/>
+          </w:rPr>
+        </w:r>
+        <w:r>
+          <w:rPr>
+            <w:noProof/>
+            <w:webHidden/>
+          </w:rPr>
+          <w:fldChar w:fldCharType="separate"/>
+        </w:r>
+        <w:r>
+          <w:rPr>
+            <w:noProof/>
+            <w:webHidden/>
+          </w:rPr>
+          <w:t>23</w:t>
+        </w:r>
+        <w:r>
+          <w:rPr>
+            <w:noProof/>
+            <w:webHidden/>
+          </w:rPr>
+          <w:fldChar w:fldCharType="end"/>
+        </w:r>
+      </w:hyperlink>
+    </w:p>
+    <w:p>
+      <w:pPr>
+        <w:pStyle w:val="2c"/>
+        <w:tabs>
+          <w:tab w:val="right" w:leader="dot" w:pos="10195"/>
+        </w:tabs>
+        <w:rPr>
+          <w:rFonts w:asciiTheme="minorHAnsi" w:hAnsiTheme="minorHAnsi" w:cstheme="minorBidi"/>
+          <w:noProof/>
+          <w:color w:val="auto"/>
+          <w:kern w:val="2"/>
+          <w:sz w:val="24"/>
+          <w:szCs w:val="24"/>
+          <w:lang w:val="ru-RU" w:eastAsia="ru-RU"/>
+          <w14:ligatures w14:val="standardContextual"/>
+        </w:rPr>
+      </w:pPr>
+      <w:hyperlink w:anchor="_Toc233706154" w:history="1">
+        <w:r>
+          <w:rPr>
+            <w:rStyle w:val="aff8"/>
+            <w:noProof/>
+          </w:rPr>
+          <w:t>3.1 Описание контрольного примера</w:t>
+        </w:r>
+        <w:r>
+          <w:rPr>
+            <w:noProof/>
+            <w:webHidden/>
+          </w:rPr>
+          <w:tab/>
+        </w:r>
+        <w:r>
+          <w:rPr>
+            <w:noProof/>
+            <w:webHidden/>
+          </w:rPr>
+          <w:fldChar w:fldCharType="begin"/>
+        </w:r>
+        <w:r>
+          <w:rPr>
+            <w:noProof/>
+            <w:webHidden/>
+          </w:rPr>
+          <w:instrText xml:space="preserve"> PAGEREF _Toc233706154 \h </w:instrText>
+        </w:r>
+        <w:r>
+          <w:rPr>
+            <w:noProof/>
+            <w:webHidden/>
+          </w:rPr>
+        </w:r>
+        <w:r>
+          <w:rPr>
+            <w:noProof/>
+            <w:webHidden/>
+          </w:rPr>
+          <w:fldChar w:fldCharType="separate"/>
+        </w:r>
+        <w:r>
+          <w:rPr>
+            <w:noProof/>
+            <w:webHidden/>
+          </w:rPr>
+          <w:t>23</w:t>
+        </w:r>
+        <w:r>
+          <w:rPr>
+            <w:noProof/>
+            <w:webHidden/>
+          </w:rPr>
+          <w:fldChar w:fldCharType="end"/>
+        </w:r>
+      </w:hyperlink>
+    </w:p>
+    <w:p>
+      <w:pPr>
+        <w:pStyle w:val="2c"/>
+        <w:tabs>
+          <w:tab w:val="right" w:leader="dot" w:pos="10195"/>
+        </w:tabs>
+        <w:rPr>
+          <w:rFonts w:asciiTheme="minorHAnsi" w:hAnsiTheme="minorHAnsi" w:cstheme="minorBidi"/>
+          <w:noProof/>
+          <w:color w:val="auto"/>
+          <w:kern w:val="2"/>
+          <w:sz w:val="24"/>
+          <w:szCs w:val="24"/>
+          <w:lang w:val="ru-RU" w:eastAsia="ru-RU"/>
+          <w14:ligatures w14:val="standardContextual"/>
+        </w:rPr>
+      </w:pPr>
+      <w:hyperlink w:anchor="_Toc233706155" w:history="1">
+        <w:r>
+          <w:rPr>
+            <w:rStyle w:val="aff8"/>
+            <w:noProof/>
+          </w:rPr>
+          <w:t>3.2 Порядок выполнения</w:t>
+        </w:r>
+        <w:r>
+          <w:rPr>
+            <w:noProof/>
+            <w:webHidden/>
+          </w:rPr>
+          <w:tab/>
+        </w:r>
+        <w:r>
+          <w:rPr>
+            <w:noProof/>
+            <w:webHidden/>
+          </w:rPr>
+          <w:fldChar w:fldCharType="begin"/>
+        </w:r>
+        <w:r>
+          <w:rPr>
+            <w:noProof/>
+            <w:webHidden/>
+          </w:rPr>
+          <w:instrText xml:space="preserve"> PAGEREF _Toc233706155 \h </w:instrText>
+        </w:r>
+        <w:r>
+          <w:rPr>
+            <w:noProof/>
+            <w:webHidden/>
+          </w:rPr>
+        </w:r>
+        <w:r>
+          <w:rPr>
+            <w:noProof/>
+            <w:webHidden/>
+          </w:rPr>
+          <w:fldChar w:fldCharType="separate"/>
+        </w:r>
+        <w:r>
+          <w:rPr>
+            <w:noProof/>
+            <w:webHidden/>
+          </w:rPr>
+          <w:t>23</w:t>
+        </w:r>
+        <w:r>
+          <w:rPr>
+            <w:noProof/>
+            <w:webHidden/>
+          </w:rPr>
+          <w:fldChar w:fldCharType="end"/>
+        </w:r>
+      </w:hyperlink>
+    </w:p>
+    <w:p>
+      <w:pPr>
+        <w:pStyle w:val="2c"/>
+        <w:tabs>
+          <w:tab w:val="right" w:leader="dot" w:pos="10195"/>
+        </w:tabs>
+        <w:rPr>
+          <w:rFonts w:asciiTheme="minorHAnsi" w:hAnsiTheme="minorHAnsi" w:cstheme="minorBidi"/>
+          <w:noProof/>
+          <w:color w:val="auto"/>
+          <w:kern w:val="2"/>
+          <w:sz w:val="24"/>
+          <w:szCs w:val="24"/>
+          <w:lang w:val="ru-RU" w:eastAsia="ru-RU"/>
+          <w14:ligatures w14:val="standardContextual"/>
+        </w:rPr>
+      </w:pPr>
+      <w:hyperlink w:anchor="_Toc233706156" w:history="1">
+        <w:r>
+          <w:rPr>
+            <w:rStyle w:val="aff8"/>
+            <w:noProof/>
+          </w:rPr>
+          <w:t>3.3 Результаты выполнения</w:t>
+        </w:r>
+        <w:r>
+          <w:rPr>
+            <w:noProof/>
+            <w:webHidden/>
+          </w:rPr>
+          <w:tab/>
+        </w:r>
+        <w:r>
+          <w:rPr>
+            <w:noProof/>
+            <w:webHidden/>
+          </w:rPr>
+          <w:fldChar w:fldCharType="begin"/>
+        </w:r>
+        <w:r>
+          <w:rPr>
+            <w:noProof/>
+            <w:webHidden/>
+          </w:rPr>
+          <w:instrText xml:space="preserve"> PAGEREF _Toc233706156 \h </w:instrText>
         </w:r>
         <w:r>
           <w:rPr>
@@ -1358,7 +1583,7 @@
     </w:p>
     <w:p>
       <w:pPr>
-        <w:pStyle w:val="2c"/>
+        <w:pStyle w:val="14"/>
         <w:tabs>
           <w:tab w:val="right" w:leader="dot" w:pos="10195"/>
         </w:tabs>
@@ -1373,13 +1598,13 @@
           <w14:ligatures w14:val="standardContextual"/>
         </w:rPr>
       </w:pPr>
-      <w:hyperlink w:anchor="_Toc233683106" w:history="1">
+      <w:hyperlink w:anchor="_Toc233706157" w:history="1">
         <w:r>
           <w:rPr>
             <w:rStyle w:val="aff8"/>
             <w:noProof/>
           </w:rPr>
-          <w:t>3.1 Описание контрольного примера</w:t>
+          <w:t>ЗАКЛЮЧЕНИЕ</w:t>
         </w:r>
         <w:r>
           <w:rPr>
@@ -1400,157 +1625,7 @@
             <w:noProof/>
             <w:webHidden/>
           </w:rPr>
-          <w:instrText xml:space="preserve"> PAGEREF _Toc233683106 \h </w:instrText>
-        </w:r>
-        <w:r>
-          <w:rPr>
-            <w:noProof/>
-            <w:webHidden/>
-          </w:rPr>
-        </w:r>
-        <w:r>
-          <w:rPr>
-            <w:noProof/>
-            <w:webHidden/>
-          </w:rPr>
-          <w:fldChar w:fldCharType="separate"/>
-        </w:r>
-        <w:r>
-          <w:rPr>
-            <w:noProof/>
-            <w:webHidden/>
-          </w:rPr>
-          <w:t>25</w:t>
-        </w:r>
-        <w:r>
-          <w:rPr>
-            <w:noProof/>
-            <w:webHidden/>
-          </w:rPr>
-          <w:fldChar w:fldCharType="end"/>
-        </w:r>
-      </w:hyperlink>
-    </w:p>
-    <w:p>
-      <w:pPr>
-        <w:pStyle w:val="2c"/>
-        <w:tabs>
-          <w:tab w:val="right" w:leader="dot" w:pos="10195"/>
-        </w:tabs>
-        <w:rPr>
-          <w:rFonts w:asciiTheme="minorHAnsi" w:hAnsiTheme="minorHAnsi" w:cstheme="minorBidi"/>
-          <w:noProof/>
-          <w:color w:val="auto"/>
-          <w:kern w:val="2"/>
-          <w:sz w:val="24"/>
-          <w:szCs w:val="24"/>
-          <w:lang w:val="ru-RU" w:eastAsia="ru-RU"/>
-          <w14:ligatures w14:val="standardContextual"/>
-        </w:rPr>
-      </w:pPr>
-      <w:hyperlink w:anchor="_Toc233683107" w:history="1">
-        <w:r>
-          <w:rPr>
-            <w:rStyle w:val="aff8"/>
-            <w:noProof/>
-          </w:rPr>
-          <w:t>3.2 Порядок выполнения</w:t>
-        </w:r>
-        <w:r>
-          <w:rPr>
-            <w:noProof/>
-            <w:webHidden/>
-          </w:rPr>
-          <w:tab/>
-        </w:r>
-        <w:r>
-          <w:rPr>
-            <w:noProof/>
-            <w:webHidden/>
-          </w:rPr>
-          <w:fldChar w:fldCharType="begin"/>
-        </w:r>
-        <w:r>
-          <w:rPr>
-            <w:noProof/>
-            <w:webHidden/>
-          </w:rPr>
-          <w:instrText xml:space="preserve"> PAGEREF _Toc233683107 \h </w:instrText>
-        </w:r>
-        <w:r>
-          <w:rPr>
-            <w:noProof/>
-            <w:webHidden/>
-          </w:rPr>
-        </w:r>
-        <w:r>
-          <w:rPr>
-            <w:noProof/>
-            <w:webHidden/>
-          </w:rPr>
-          <w:fldChar w:fldCharType="separate"/>
-        </w:r>
-        <w:r>
-          <w:rPr>
-            <w:noProof/>
-            <w:webHidden/>
-          </w:rPr>
-          <w:t>25</w:t>
-        </w:r>
-        <w:r>
-          <w:rPr>
-            <w:noProof/>
-            <w:webHidden/>
-          </w:rPr>
-          <w:fldChar w:fldCharType="end"/>
-        </w:r>
-      </w:hyperlink>
-    </w:p>
-    <w:p>
-      <w:pPr>
-        <w:pStyle w:val="2c"/>
-        <w:tabs>
-          <w:tab w:val="right" w:leader="dot" w:pos="10195"/>
-        </w:tabs>
-        <w:rPr>
-          <w:rFonts w:asciiTheme="minorHAnsi" w:hAnsiTheme="minorHAnsi" w:cstheme="minorBidi"/>
-          <w:noProof/>
-          <w:color w:val="auto"/>
-          <w:kern w:val="2"/>
-          <w:sz w:val="24"/>
-          <w:szCs w:val="24"/>
-          <w:lang w:val="ru-RU" w:eastAsia="ru-RU"/>
-          <w14:ligatures w14:val="standardContextual"/>
-        </w:rPr>
-      </w:pPr>
-      <w:hyperlink w:anchor="_Toc233683108" w:history="1">
-        <w:r>
-          <w:rPr>
-            <w:rStyle w:val="aff8"/>
-            <w:noProof/>
-          </w:rPr>
-          <w:t>3.3 Результаты выполнения</w:t>
-        </w:r>
-        <w:r>
-          <w:rPr>
-            <w:noProof/>
-            <w:webHidden/>
-          </w:rPr>
-          <w:tab/>
-        </w:r>
-        <w:r>
-          <w:rPr>
-            <w:noProof/>
-            <w:webHidden/>
-          </w:rPr>
-          <w:fldChar w:fldCharType="begin"/>
-        </w:r>
-        <w:r>
-          <w:rPr>
-            <w:noProof/>
-            <w:webHidden/>
-          </w:rPr>
-          <w:instrText xml:space="preserve"> PAGEREF _Toc233683108 \h </w:instrText>
+          <w:instrText xml:space="preserve"> PAGEREF _Toc233706157 \h </w:instrText>
         </w:r>
         <w:r>
           <w:rPr>
@@ -1598,13 +1673,13 @@
           <w14:ligatures w14:val="standardContextual"/>
         </w:rPr>
       </w:pPr>
-      <w:hyperlink w:anchor="_Toc233683109" w:history="1">
+      <w:hyperlink w:anchor="_Toc233706158" w:history="1">
         <w:r>
           <w:rPr>
             <w:rStyle w:val="aff8"/>
             <w:noProof/>
           </w:rPr>
-          <w:t>ЗАКЛЮЧЕНИЕ</w:t>
+          <w:t>СПИСОК ИСПОЛЬЗОВАННЫХ ИСТОЧНИКОВ</w:t>
         </w:r>
         <w:r>
           <w:rPr>
@@ -1625,7 +1700,82 @@
             <w:noProof/>
             <w:webHidden/>
           </w:rPr>
-          <w:instrText xml:space="preserve"> PAGEREF _Toc233683109 \h </w:instrText>
+          <w:instrText xml:space="preserve"> PAGEREF _Toc233706158 \h </w:instrText>
+        </w:r>
+        <w:r>
+          <w:rPr>
+            <w:noProof/>
+            <w:webHidden/>
+          </w:rPr>
+        </w:r>
+        <w:r>
+          <w:rPr>
+            <w:noProof/>
+            <w:webHidden/>
+          </w:rPr>
+          <w:fldChar w:fldCharType="separate"/>
+        </w:r>
+        <w:r>
+          <w:rPr>
+            <w:noProof/>
+            <w:webHidden/>
+          </w:rPr>
+          <w:t>29</w:t>
+        </w:r>
+        <w:r>
+          <w:rPr>
+            <w:noProof/>
+            <w:webHidden/>
+          </w:rPr>
+          <w:fldChar w:fldCharType="end"/>
+        </w:r>
+      </w:hyperlink>
+    </w:p>
+    <w:p>
+      <w:pPr>
+        <w:pStyle w:val="14"/>
+        <w:tabs>
+          <w:tab w:val="right" w:leader="dot" w:pos="10195"/>
+        </w:tabs>
+        <w:rPr>
+          <w:rFonts w:asciiTheme="minorHAnsi" w:hAnsiTheme="minorHAnsi" w:cstheme="minorBidi"/>
+          <w:noProof/>
+          <w:color w:val="auto"/>
+          <w:kern w:val="2"/>
+          <w:sz w:val="24"/>
+          <w:szCs w:val="24"/>
+          <w:lang w:val="ru-RU" w:eastAsia="ru-RU"/>
+          <w14:ligatures w14:val="standardContextual"/>
+        </w:rPr>
+      </w:pPr>
+      <w:hyperlink w:anchor="_Toc233706159" w:history="1">
+        <w:r>
+          <w:rPr>
+            <w:rStyle w:val="aff8"/>
+            <w:noProof/>
+          </w:rPr>
+          <w:t>ПРИЛОЖЕНИЕ А</w:t>
+        </w:r>
+        <w:r>
+          <w:rPr>
+            <w:noProof/>
+            <w:webHidden/>
+          </w:rPr>
+          <w:tab/>
+        </w:r>
+        <w:r>
+          <w:rPr>
+            <w:noProof/>
+            <w:webHidden/>
+          </w:rPr>
+          <w:fldChar w:fldCharType="begin"/>
+        </w:r>
+        <w:r>
+          <w:rPr>
+            <w:noProof/>
+            <w:webHidden/>
+          </w:rPr>
+          <w:instrText xml:space="preserve"> PAGEREF _Toc233706159 \h </w:instrText>
         </w:r>
         <w:r>
           <w:rPr>
@@ -1673,13 +1823,13 @@
           <w14:ligatures w14:val="standardContextual"/>
         </w:rPr>
       </w:pPr>
-      <w:hyperlink w:anchor="_Toc233683110" w:history="1">
+      <w:hyperlink w:anchor="_Toc233706160" w:history="1">
         <w:r>
           <w:rPr>
             <w:rStyle w:val="aff8"/>
             <w:noProof/>
           </w:rPr>
-          <w:t>СПИСОК ИСПОЛЬЗОВАННЫХ ИСТОЧНИКОВ</w:t>
+          <w:t>ПРИЛОЖЕНИЕ Б</w:t>
         </w:r>
         <w:r>
           <w:rPr>
@@ -1700,82 +1850,7 @@
             <w:noProof/>
             <w:webHidden/>
           </w:rPr>
-          <w:instrText xml:space="preserve"> PAGEREF _Toc233683110 \h </w:instrText>
-        </w:r>
-        <w:r>
-          <w:rPr>
-            <w:noProof/>
-            <w:webHidden/>
-          </w:rPr>
-        </w:r>
-        <w:r>
-          <w:rPr>
-            <w:noProof/>
-            <w:webHidden/>
-          </w:rPr>
-          <w:fldChar w:fldCharType="separate"/>
-        </w:r>
-        <w:r>
-          <w:rPr>
-            <w:noProof/>
-            <w:webHidden/>
-          </w:rPr>
-          <w:t>32</w:t>
-        </w:r>
-        <w:r>
-          <w:rPr>
-            <w:noProof/>
-            <w:webHidden/>
-          </w:rPr>
-          <w:fldChar w:fldCharType="end"/>
-        </w:r>
-      </w:hyperlink>
-    </w:p>
-    <w:p>
-      <w:pPr>
-        <w:pStyle w:val="14"/>
-        <w:tabs>
-          <w:tab w:val="right" w:leader="dot" w:pos="10195"/>
-        </w:tabs>
-        <w:rPr>
-          <w:rFonts w:asciiTheme="minorHAnsi" w:hAnsiTheme="minorHAnsi" w:cstheme="minorBidi"/>
-          <w:noProof/>
-          <w:color w:val="auto"/>
-          <w:kern w:val="2"/>
-          <w:sz w:val="24"/>
-          <w:szCs w:val="24"/>
-          <w:lang w:val="ru-RU" w:eastAsia="ru-RU"/>
-          <w14:ligatures w14:val="standardContextual"/>
-        </w:rPr>
-      </w:pPr>
-      <w:hyperlink w:anchor="_Toc233683111" w:history="1">
-        <w:r>
-          <w:rPr>
-            <w:rStyle w:val="aff8"/>
-            <w:noProof/>
-          </w:rPr>
-          <w:t>ПРИЛОЖЕНИЕ А</w:t>
-        </w:r>
-        <w:r>
-          <w:rPr>
-            <w:noProof/>
-            <w:webHidden/>
-          </w:rPr>
-          <w:tab/>
-        </w:r>
-        <w:r>
-          <w:rPr>
-            <w:noProof/>
-            <w:webHidden/>
-          </w:rPr>
-          <w:fldChar w:fldCharType="begin"/>
-        </w:r>
-        <w:r>
-          <w:rPr>
-            <w:noProof/>
-            <w:webHidden/>
-          </w:rPr>
-          <w:instrText xml:space="preserve"> PAGEREF _Toc233683111 \h </w:instrText>
+          <w:instrText xml:space="preserve"> PAGEREF _Toc233706160 \h </w:instrText>
         </w:r>
         <w:r>
           <w:rPr>
@@ -1808,81 +1883,6 @@
     </w:p>
     <w:p>
       <w:pPr>
-        <w:pStyle w:val="14"/>
-        <w:tabs>
-          <w:tab w:val="right" w:leader="dot" w:pos="10195"/>
-        </w:tabs>
-        <w:rPr>
-          <w:rFonts w:asciiTheme="minorHAnsi" w:hAnsiTheme="minorHAnsi" w:cstheme="minorBidi"/>
-          <w:noProof/>
-          <w:color w:val="auto"/>
-          <w:kern w:val="2"/>
-          <w:sz w:val="24"/>
-          <w:szCs w:val="24"/>
-          <w:lang w:val="ru-RU" w:eastAsia="ru-RU"/>
-          <w14:ligatures w14:val="standardContextual"/>
-        </w:rPr>
-      </w:pPr>
-      <w:hyperlink w:anchor="_Toc233683112" w:history="1">
-        <w:r>
-          <w:rPr>
-            <w:rStyle w:val="aff8"/>
-            <w:noProof/>
-          </w:rPr>
-          <w:t>ПРИЛОЖЕНИЕ Б</w:t>
-        </w:r>
-        <w:r>
-          <w:rPr>
-            <w:noProof/>
-            <w:webHidden/>
-          </w:rPr>
-          <w:tab/>
-        </w:r>
-        <w:r>
-          <w:rPr>
-            <w:noProof/>
-            <w:webHidden/>
-          </w:rPr>
-          <w:fldChar w:fldCharType="begin"/>
-        </w:r>
-        <w:r>
-          <w:rPr>
-            <w:noProof/>
-            <w:webHidden/>
-          </w:rPr>
-          <w:instrText xml:space="preserve"> PAGEREF _Toc233683112 \h </w:instrText>
-        </w:r>
-        <w:r>
-          <w:rPr>
-            <w:noProof/>
-            <w:webHidden/>
-          </w:rPr>
-        </w:r>
-        <w:r>
-          <w:rPr>
-            <w:noProof/>
-            <w:webHidden/>
-          </w:rPr>
-          <w:fldChar w:fldCharType="separate"/>
-        </w:r>
-        <w:r>
-          <w:rPr>
-            <w:noProof/>
-            <w:webHidden/>
-          </w:rPr>
-          <w:t>36</w:t>
-        </w:r>
-        <w:r>
-          <w:rPr>
-            <w:noProof/>
-            <w:webHidden/>
-          </w:rPr>
-          <w:fldChar w:fldCharType="end"/>
-        </w:r>
-      </w:hyperlink>
-    </w:p>
-    <w:p>
-      <w:pPr>
         <w:ind w:firstLine="0"/>
       </w:pPr>
       <w:r>
@@ -1900,7 +1900,7 @@
         <w:ind w:firstLine="0"/>
         <w:jc w:val="center"/>
       </w:pPr>
-      <w:bookmarkStart w:id="1" w:name="_Toc233683092"/>
+      <w:bookmarkStart w:id="1" w:name="_Toc233706140"/>
       <w:r>
         <w:rPr>
           <w:rFonts w:ascii="Times New Roman" w:hAnsi="Times New Roman" w:cs="Times New Roman"/>
@@ -2004,7 +2004,7 @@
         <w:pStyle w:val="1"/>
         <w:jc w:val="left"/>
       </w:pPr>
-      <w:bookmarkStart w:id="2" w:name="_Toc233683093"/>
+      <w:bookmarkStart w:id="2" w:name="_Toc233706141"/>
       <w:r>
         <w:rPr>
           <w:rFonts w:ascii="Times New Roman" w:hAnsi="Times New Roman" w:cs="Times New Roman"/>
@@ -2019,7 +2019,7 @@
         <w:pStyle w:val="21"/>
         <w:jc w:val="left"/>
       </w:pPr>
-      <w:bookmarkStart w:id="3" w:name="_Toc233683094"/>
+      <w:bookmarkStart w:id="3" w:name="_Toc233706142"/>
       <w:r>
         <w:rPr>
           <w:rFonts w:ascii="Times New Roman" w:hAnsi="Times New Roman" w:cs="Times New Roman"/>
@@ -2030,109 +2030,47 @@
     </w:p>
     <w:p>
       <w:r>
-        <w:t>Организация соревнования представляет собой многоэтапный процесс. На подготовительном этапе определяется дисциплина и формат состязания, собираются заявки участников и формируется турнирная сетка. На этапе проведения участники играют матчи, а назначенные судьи фиксируют их результаты. На завершающем этапе подводятся итоги: определяются победители, обновляется рейтинг и формируется отчётность. В процессе участвуют несколько категорий пользователей с разными правами и интересами.</w:t>
-      </w:r>
-    </w:p>
-    <w:p>
-      <w:r>
-        <w:t>В разрабатываемой системе выделены три роли, хранящиеся в учётной записи пользователя, и одна контекстная роль:</w:t>
-      </w:r>
-    </w:p>
-    <w:p>
-      <w:r>
-        <w:t xml:space="preserve">– </w:t>
-      </w:r>
-      <w:r>
-        <w:rPr>
-          <w:b/>
-        </w:rPr>
-        <w:t>Игрок</w:t>
-      </w:r>
-      <w:r>
-        <w:t xml:space="preserve"> – базовая роль любого зарегистрированного пользователя: редактирует профиль, создаёт команды, просматривает каталог турниров, подаёт заявки, просматривает свою статистику и рейтинг, может создать автономный (SANDBOX) турнир;</w:t>
-      </w:r>
-    </w:p>
-    <w:p>
-      <w:r>
-        <w:t xml:space="preserve">– </w:t>
-      </w:r>
-      <w:r>
-        <w:rPr>
-          <w:b/>
-        </w:rPr>
-        <w:t>Организатор</w:t>
-      </w:r>
-      <w:r>
-        <w:t xml:space="preserve"> – создаёт стандартные (STANDARD) турниры, подтверждает и отклоняет заявки, формирует сетку, назначает судей, импортирует участников из файла;</w:t>
-      </w:r>
-    </w:p>
-    <w:p>
-      <w:r>
-        <w:t xml:space="preserve">– </w:t>
-      </w:r>
-      <w:r>
-        <w:rPr>
-          <w:b/>
-        </w:rPr>
-        <w:t>Администратор</w:t>
-      </w:r>
-      <w:r>
-        <w:t xml:space="preserve"> – ведёт справочник официальных дисциплин, управляет учётными записями (роли, блокировка, удаление) и формирует сводные отчёты;</w:t>
-      </w:r>
-    </w:p>
-    <w:p>
-      <w:r>
-        <w:t xml:space="preserve">– </w:t>
-      </w:r>
-      <w:r>
-        <w:rPr>
-          <w:b/>
-        </w:rPr>
-        <w:t>Судья</w:t>
-      </w:r>
-      <w:r>
-        <w:t xml:space="preserve"> – контекстная роль: пользователь, назначенный на конкретный матч, получает право внести его результат. По умолчанию судьёй всех матчей назначается организатор турнира.</w:t>
-      </w:r>
-    </w:p>
-    <w:p>
-      <w:r>
-        <w:t xml:space="preserve">Система поддерживает два режима проведения соревнований. В стандартном режиме (STANDARD) участники предварительно регистрируются в системе, организатор подтверждает их заявки, а результаты влияют на сквозной рейтинг ELO. В автономном режиме (SANDBOX) организатор вписывает имена участников строками вручную, без привязки к учётным записям; такой турнир предназначен для быстрого локального учёта и на рейтинг не влияет. Автономный турнир вправе </w:t>
+        <w:t>Соревнование – это состязание участников по установленным правилам, цель которого определить сильнейшего. Независимо от дисциплины – будь то спортивная, настольная или интеллектуальная игра либо киберспорт – проведение турнира проходит через одни и те же этапы: сбор заявок участников, составление турнирной сетки, проведение встреч с фиксацией их результатов, подведение итогов и определение победителей. Когда соревнования проводятся регулярно, к этому добавляется ведение рейтинга участников, позволяющего сра</w:t>
+      </w:r>
+      <w:r>
+        <w:t>внивать их между разными турнирами.</w:t>
+      </w:r>
+    </w:p>
+    <w:p>
+      <w:r>
+        <w:t>Существует несколько устоявшихся форматов проведения турниров. Олимпийская система (на вылет) предполагает, что проигравший выбывает, а победители проходят в следующий круг, пока не останется один; такой формат позволяет быстро определить победителя при большом числе участников. Круговая система (каждый с каждым) предполагает, что все участники играют друг с другом, а итоговое место определяется по набранным очкам; она точнее отражает соотношение сил, но требует большего числа встреч. При нечётном числе уча</w:t>
+      </w:r>
+      <w:r>
+        <w:t>стников в сетке на вылет часть из них проходит в следующий круг без игры.</w:t>
+      </w:r>
+    </w:p>
+    <w:p>
+      <w:r>
+        <w:t>Для объективного сравнения участников применяются рейтинговые системы. Наиболее известна система Эло, изначально предложенная для шахмат: каждому игроку присваивается числовой рейтинг, который после встречи увеличивается у победителя и уменьшается у проигравшего. Величина изменения зависит от соотношения сил: выигрыш у более сильного соперника приносит больше очков, чем у заведомо слабого. Благодаря этому можно вести сквозной рейтинг по итогам многих турниров.</w:t>
+      </w:r>
+    </w:p>
+    <w:p>
+      <w:r>
+        <w:t xml:space="preserve">В проведении соревнования участвуют несколько сторон с разными интересами и правами: организатор создаёт турнир и управляет его ходом; участники подают заявки и играют матчи; судья фиксирует результаты встреч. Информационная система должна разграничивать их права, чтобы вносить </w:t>
       </w:r>
       <w:r>
         <w:lastRenderedPageBreak/>
-        <w:t>создать любой зарегистрированный пользователь, стандартный – только организатор или администратор.</w:t>
-      </w:r>
-    </w:p>
-    <w:p>
-      <w:r>
-        <w:t>Жизненный цикл турнира регламентирован. После создания организатор собирает заявки (статус заявки PENDING), подтверждает их (APPROVED) или отклоняет (REJECTED). По команде организатора при наличии не менее двух подтверждённых участников система генерирует турнирную сетку и переводит турнир в состояние «начат». Поддерживаются два формата сетки: олимпийская система (на вылет, SINGLE_ELIM) и круговая система (каждый с каждым, ROUND_ROBIN). При нечётном числе участников в олимпийской системе автоматически обраб</w:t>
-      </w:r>
-      <w:r>
-        <w:t>атываются проходы без игры (BYE). По завершении всех матчей турнир помечается как завершённый.</w:t>
-      </w:r>
-    </w:p>
-    <w:p>
-      <w:r>
-        <w:t>Каждый матч описывает отдельную встречу: играющих участников, итоговый счёт, отметку о техническом поражении, победителя и назначенного судью. В стандартном режиме после фиксации результата система пересчитывает рейтинг ELO участников и сохраняет изменение в истории рейтинга, что делает изменения рейтинга прозрачными и позволяет строить сводную статистику.</w:t>
-      </w:r>
-    </w:p>
-    <w:p>
-      <w:r>
-        <w:t>Важным требованием является сохранение целостности истории. При удалении учётной записи её персональные данные обезличиваются, однако статистика сыгранных матчей сохраняется: записи о матчах и участниках не стираются физически, а обезличиваются (мягкое удаление). Это позволяет не разрушать завершённые турнирные сетки и сохранять достоверность рейтинговой истории.</w:t>
-      </w:r>
-    </w:p>
-    <w:p>
-      <w:r>
-        <w:t>В ходе анализа выделены основные информационные объекты системы: пользователь, команда, состав команды, дисциплина, турнир, участник турнира, матч и история рейтинга. Их структура, атрибуты и связи формализованы в техническом задании (ПРИЛОЖЕНИЕ А) и в моделях проектирования, приведённых ниже.</w:t>
-      </w:r>
-    </w:p>
-    <w:p>
-      <w:r>
-        <w:t xml:space="preserve">Анализ существующих решений показал следующее. Сервисы Challonge и Toornament предоставляют построение сеток и публикацию результатов, однако ограничены в настройке под конкретную организацию и не русифицированы </w:t>
-      </w:r>
-      <w:r>
-        <w:lastRenderedPageBreak/>
-        <w:t>полностью. Платформа start.gg ориентирована преимущественно на крупные киберспортивные события и избыточна для локальных турниров. Ни одно из решений не объединяет в одном контуре официальные рейтинговые турниры и быстрый автономный учёт без регистрации участников. Таким образом, существует ниша для системы, сочетающей оба режима и пригодной как для клубных, так и для разовых локальных соревнований.</w:t>
+        <w:t>результат матча мог только уполномоченный пользователь, – иначе достоверность итогов и рейтинга не гарантируется.</w:t>
+      </w:r>
+    </w:p>
+    <w:p>
+      <w:r>
+        <w:t>Анализ существующих решений показал следующее. Сервисы Challonge и Toornament позволяют строить турнирные сетки и публиковать результаты, однако слабо настраиваются под конкретную организацию и не полностью русифицированы. Платформа start.gg ориентирована прежде всего на крупные киберспортивные события и избыточна для небольших турниров. При этом ни одно из рассмотренных решений не сочетает в себе официальные рейтинговые турниры и быстрый учёт небольших состязаний без регистрации участников.</w:t>
+      </w:r>
+    </w:p>
+    <w:p>
+      <w:r>
+        <w:t>Последнее особенно важно: помимо официальных турниров нередко требуется быстро провести небольшое состязание «на месте» – например, в учебной группе или в кругу друзей, – когда регистрировать каждого участника и вести рейтинг не нужно, а важна лишь скорость. Поэтому система должна поддерживать два режима работы: официальный – с регистрацией участников и ведением рейтинга, и локальный – для быстрого учёта без регистрации, не влияющий на рейтинг.</w:t>
+      </w:r>
+    </w:p>
+    <w:p>
+      <w:r>
+        <w:t>По результатам анализа определён состав основных объектов предметной области – пользователи, команды, дисциплины, турниры, заявки участников, матчи и история рейтинга, – которые далее формализованы в проектных моделях и в техническом задании (ПРИЛОЖЕНИЕ А).</w:t>
       </w:r>
     </w:p>
     <w:p>
@@ -2140,7 +2078,7 @@
         <w:pStyle w:val="21"/>
         <w:jc w:val="left"/>
       </w:pPr>
-      <w:bookmarkStart w:id="4" w:name="_Toc233683095"/>
+      <w:bookmarkStart w:id="4" w:name="_Toc233706143"/>
       <w:r>
         <w:rPr>
           <w:rFonts w:ascii="Times New Roman" w:hAnsi="Times New Roman" w:cs="Times New Roman"/>
@@ -2151,7 +2089,7 @@
     </w:p>
     <w:p>
       <w:r>
-        <w:t>Проектирование выполнено последовательно: построена функциональная модель SADT, разработаны диаграммы вариантов использования и классов UML, проанализированы типовые запросы пользователей и спроектирована структура базы данных.</w:t>
+        <w:t>Проектирование выполнено последовательно: построена функциональная модель в нотации SADT, разработаны диаграммы вариантов использования и классов UML, проанализированы типовые запросы пользователей и спроектирована структура базы данных.</w:t>
       </w:r>
     </w:p>
     <w:p>
@@ -2159,7 +2097,7 @@
         <w:pStyle w:val="31"/>
         <w:jc w:val="left"/>
       </w:pPr>
-      <w:bookmarkStart w:id="5" w:name="_Toc233683096"/>
+      <w:bookmarkStart w:id="5" w:name="_Toc233706144"/>
       <w:r>
         <w:rPr>
           <w:rFonts w:ascii="Times New Roman" w:hAnsi="Times New Roman" w:cs="Times New Roman"/>
@@ -2170,15 +2108,19 @@
     </w:p>
     <w:p>
       <w:r>
-        <w:t>Для описания бизнес-процессов системы применена методология структурного анализа и проектирования SADT в нотации IDEF0. Каждый функциональный блок связывается с четырьмя видами потоков по принципу ICOM: вход (Input) – данные, преобразуемые функцией; управление (Control) – условия и ограничения; выход (Output) – результат; механизм (Mechanism) – ресурсы, выполняющие функцию.</w:t>
-      </w:r>
-    </w:p>
-    <w:p>
-      <w:r>
-        <w:t>На контекстной диаграмме уровня A-0 система представлена единым блоком «Организовать и учесть проведение соревнования» (рисунок 1). Входами служат данные регистрации пользователей, заявки и имена участников, а также вводимый судьёй счёт матчей. Управляющими воздействиями выступают правила дисциплины, регламент турнира (режим проведения и тип сетки) и роли с правами доступа (JWT). Выходами являются турнирная сетка с результатами, рейтинг ELO и статистика, а также Excel-отчёты. Механизмы – пользователи систем</w:t>
-      </w:r>
-      <w:r>
-        <w:t>ы, веб-приложение (клиент и сервер), СУБД PostgreSQL и Redis, а также программные модули генерации сетки, расчёта рейтинга и формирования отчётов.</w:t>
+        <w:t xml:space="preserve">Для описания основных процессов системы построена функциональная модель в методологии SADT (нотация IDEF0). В этой нотации каждый блок </w:t>
+      </w:r>
+      <w:r>
+        <w:lastRenderedPageBreak/>
+        <w:t>изображает функцию, а стрелки делятся на четыре вида по принципу ICOM: вход (Input) – данные, которые функция преобразует; управление (Control) – правила и условия, под которыми она выполняется; выход (Output) – полученный результат; механизм (Mechanism) – средства, выполняющие функцию.</w:t>
+      </w:r>
+    </w:p>
+    <w:p>
+      <w:r>
+        <w:t>На контекстной диаграмме уровня A-0 система представлена единым блоком «Организовать и провести соревнование» (рисунок 1). Входами служат заявки и данные участников, а также результаты матчей, вносимые по ходу турнира. Управление задают правила дисциплины, регламент турнира (режим проведения и формат сетки) и права доступа пользователей. Выходами являются построенная турнирная сетка с результатами, рейтинг участников и сводные отчёты. Механизмами выступают пользователи системы и само программное обеспечение</w:t>
+      </w:r>
+      <w:r>
+        <w:t xml:space="preserve"> – клиентское приложение, сервер и база данных.</w:t>
       </w:r>
     </w:p>
     <w:p>
@@ -2191,9 +2133,8 @@
         <w:rPr>
           <w:noProof/>
         </w:rPr>
-        <w:lastRenderedPageBreak/>
         <w:drawing>
-          <wp:inline distT="0" distB="0" distL="0" distR="0" wp14:anchorId="1586AF81" wp14:editId="6B07945E">
+          <wp:inline distT="0" distB="0" distL="0" distR="0" wp14:anchorId="78324D20" wp14:editId="3CC5BD7C">
             <wp:extent cx="5400000" cy="3600000"/>
             <wp:effectExtent l="0" t="0" r="0" b="0"/>
             <wp:docPr id="1" name="Picture 1"/>
@@ -2244,7 +2185,7 @@
     </w:p>
     <w:p>
       <w:r>
-        <w:t>Диаграмма декомпозиции уровня A0 (рисунок 2) раскрывает систему в виде четырёх функциональных блоков, связанных потоками данных:</w:t>
+        <w:t>Декомпозиция уровня A0 (рисунок 2) раскрывает систему в виде четырёх функциональных блоков:</w:t>
       </w:r>
     </w:p>
     <w:p>
@@ -2255,14 +2196,15 @@
         <w:rPr>
           <w:b/>
         </w:rPr>
-        <w:t>A1 «Управление учётными записями и дисциплинами»</w:t>
-      </w:r>
-      <w:r>
-        <w:t xml:space="preserve"> – регистрация и аутентификация пользователей, ведение профилей и справочника дисциплин; на выходе формирует верифицированные учётные записи и справочник дисциплин, поступающие в A2;</w:t>
-      </w:r>
-    </w:p>
-    <w:p>
-      <w:r>
+        <w:t>A1 «Ведение пользователей и дисциплин»</w:t>
+      </w:r>
+      <w:r>
+        <w:t xml:space="preserve"> – регистрация и вход в систему, ведение профилей и справочника дисциплин;</w:t>
+      </w:r>
+    </w:p>
+    <w:p>
+      <w:r>
+        <w:lastRenderedPageBreak/>
         <w:t xml:space="preserve">– </w:t>
       </w:r>
       <w:r>
@@ -2272,7 +2214,7 @@
         <w:t>A2 «Создание турнира и формирование сетки»</w:t>
       </w:r>
       <w:r>
-        <w:t xml:space="preserve"> – создание турнира, приём и подтверждение заявок, импорт участников, генерация турнирной сетки; передаёт структуру сетки в A3;</w:t>
+        <w:t xml:space="preserve"> – создание турнира, приём и подтверждение заявок, добавление участников и построение турнирной сетки;</w:t>
       </w:r>
     </w:p>
     <w:p>
@@ -2283,10 +2225,10 @@
         <w:rPr>
           <w:b/>
         </w:rPr>
-        <w:t>A3 «Проведение матчей, судейство и пересчёт ELO»</w:t>
-      </w:r>
-      <w:r>
-        <w:t xml:space="preserve"> – назначение судей, ввод счёта и технического поражения, пересчёт рейтинга ELO и продвижение победителя по сетке; передаёт результаты матчей и историю рейтинга в A4;</w:t>
+        <w:t>A3 «Проведение матчей и подсчёт рейтинга»</w:t>
+      </w:r>
+      <w:r>
+        <w:t xml:space="preserve"> – судейство встреч, ввод результатов, пересчёт рейтинга и продвижение победителей по сетке;</w:t>
       </w:r>
     </w:p>
     <w:p>
@@ -2297,22 +2239,15 @@
         <w:rPr>
           <w:b/>
         </w:rPr>
-        <w:t>A4 «Формирование статистики и отчётности»</w:t>
-      </w:r>
-      <w:r>
-        <w:t xml:space="preserve"> – построение рейтинговых таблиц, лидербордов и Excel-отчётов по накопленным данным.</w:t>
-      </w:r>
-    </w:p>
-    <w:p>
-      <w:r>
-        <w:t xml:space="preserve">Существенная особенность модели состоит в том, что пересчёт рейтинга ELO и запись в историю рейтинга выполняются непосредственно при обработке результата матча (в блоке A3) в рамках одной транзакции, а блок A4 лишь читает и </w:t>
-      </w:r>
-      <w:r>
-        <w:lastRenderedPageBreak/>
-        <w:t>агрегирует накопленные данные. На диаграмме отражена обратная связь A3 → A1: новое значение рейтинга записывается в учётную запись участника (поле рейтинга в таблице пользователей) и далее отображается в профиле и лидербордах. Сознательно не вводятся потоки «рейтинг → посев сетки» (в системе посев выполняется по порядку участников, а не по рейтингу) и «A3 → A2 для формирования следующего раунда» (сетка генерируется целиком сразу, а блок A3 лишь проставляет победителей в уже существующие матчи), поскольку он</w:t>
-      </w:r>
-      <w:r>
-        <w:t>и не соответствовали бы фактической реализации.</w:t>
+        <w:t>A4 «Отчётность и статистика»</w:t>
+      </w:r>
+      <w:r>
+        <w:t xml:space="preserve"> – построение рейтинговых таблиц и формирование сводных отчётов.</w:t>
+      </w:r>
+    </w:p>
+    <w:p>
+      <w:r>
+        <w:t>Между блоками показаны потоки данных, связывающие функции в единый процесс: учётные записи и дисциплины из A1 используются при создании турнира в A2; построенная сетка из A2 поступает на проведение матчей в A3; результаты матчей и обновлённый рейтинг из A3 передаются на формирование отчётности в A4. Отдельно показана обратная связь: новое значение рейтинга, рассчитанное при обработке результата матча (A3), возвращается в учётную запись участника (A1) и отображается в его профиле.</w:t>
       </w:r>
     </w:p>
     <w:p>
@@ -2326,7 +2261,7 @@
           <w:noProof/>
         </w:rPr>
         <w:drawing>
-          <wp:inline distT="0" distB="0" distL="0" distR="0" wp14:anchorId="1CD3D64F" wp14:editId="05D1476E">
+          <wp:inline distT="0" distB="0" distL="0" distR="0" wp14:anchorId="09031771" wp14:editId="56A6F1E9">
             <wp:extent cx="5940000" cy="4123059"/>
             <wp:effectExtent l="0" t="0" r="0" b="0"/>
             <wp:docPr id="2" name="Picture 2"/>
@@ -2380,32 +2315,32 @@
         <w:pStyle w:val="31"/>
         <w:jc w:val="left"/>
       </w:pPr>
-      <w:bookmarkStart w:id="6" w:name="_Toc233683097"/>
+      <w:bookmarkStart w:id="6" w:name="_Toc233706145"/>
       <w:r>
         <w:rPr>
           <w:rFonts w:ascii="Times New Roman" w:hAnsi="Times New Roman" w:cs="Times New Roman"/>
         </w:rPr>
+        <w:lastRenderedPageBreak/>
         <w:t>1.2.2 Диаграмма вариантов использования (UseCase) UML</w:t>
       </w:r>
       <w:bookmarkEnd w:id="6"/>
     </w:p>
     <w:p>
       <w:r>
-        <w:t>Диаграмма вариантов использования (рисунок 3) описывает функциональные возможности системы с точки зрения четырёх акторов. Поскольку организатор и администратор являются зарегистрированными пользователями, на диаграмме они наследуют возможности актора «Игрок» (отношение обобщения).</w:t>
-      </w:r>
-    </w:p>
-    <w:p>
-      <w:r>
-        <w:lastRenderedPageBreak/>
-        <w:t>Актору «Игрок» доступны регистрация и авторизация, редактирование профиля, создание команды и управление её составом, просмотр каталога турниров с фильтрацией, подача заявки на участие, просмотр личной статистики и рейтинга, а также создание автономного турнира. Актор «Организатор» создаёт стандартные турниры, подтверждает и отклоняет заявки, импортирует участников, генерирует сетку и назначает судей. Актор «Судья» вводит счёт матча; фиксация технического поражения является расширением этого варианта (отнош</w:t>
-      </w:r>
-      <w:r>
-        <w:t>ение «extend»). Актор «Администратор» ведёт справочник дисциплин, управляет пользователями и формирует Excel-отчёты.</w:t>
-      </w:r>
-    </w:p>
-    <w:p>
-      <w:r>
-        <w:t>На диаграмме показаны отношения «include» и «extend», уточняющие связи между вариантами: создание стандартного турнира включает выбор или создание дисциплины; создание автономного турнира включает добавление участников вручную; генерация сетки включает назначение судьи по умолчанию; подача заявки и ввод счёта включают предварительную авторизацию; фиксация технического поражения расширяет ввод счёта.</w:t>
+        <w:t>Диаграмма вариантов использования (рисунок 3) описывает возможности системы с точки зрения её пользователей. Выделены четыре актора. Поскольку организатор и администратор – это тоже зарегистрированные пользователи, на диаграмме они наследуют возможности актора «Игрок» (отношение обобщения).</w:t>
+      </w:r>
+    </w:p>
+    <w:p>
+      <w:r>
+        <w:t>Игроку доступны регистрация и вход, редактирование профиля, создание команды и управление её составом, просмотр каталога турниров с фильтрацией, подача заявки на участие, просмотр личной статистики и рейтинга, а также создание локального турнира. Организатор дополнительно создаёт официальные турниры, подтверждает и отклоняет заявки, добавляет участников, формирует сетку и назначает судей. Судья вносит результат матча. Администратор ведёт справочник дисциплин, управляет учётными записями пользователей и форм</w:t>
+      </w:r>
+      <w:r>
+        <w:t>ирует сводные отчёты.</w:t>
+      </w:r>
+    </w:p>
+    <w:p>
+      <w:r>
+        <w:t>На диаграмме показаны отношения «include» и «extend», уточняющие связи между вариантами использования: создание турнира включает выбор дисциплины; подача заявки и ввод результата требуют предварительного входа в систему; фиксация технического поражения расширяет ввод результата матча как частный случай.</w:t>
       </w:r>
     </w:p>
     <w:p>
@@ -2420,7 +2355,7 @@
         </w:rPr>
         <w:lastRenderedPageBreak/>
         <w:drawing>
-          <wp:inline distT="0" distB="0" distL="0" distR="0" wp14:anchorId="48ADF950" wp14:editId="55424E4C">
+          <wp:inline distT="0" distB="0" distL="0" distR="0" wp14:anchorId="5D9B69C2" wp14:editId="2E3529D2">
             <wp:extent cx="5400000" cy="6087088"/>
             <wp:effectExtent l="0" t="0" r="0" b="0"/>
             <wp:docPr id="3" name="Picture 3"/>
@@ -2474,7 +2409,7 @@
         <w:pStyle w:val="31"/>
         <w:jc w:val="left"/>
       </w:pPr>
-      <w:bookmarkStart w:id="7" w:name="_Toc233683098"/>
+      <w:bookmarkStart w:id="7" w:name="_Toc233706146"/>
       <w:r>
         <w:rPr>
           <w:rFonts w:ascii="Times New Roman" w:hAnsi="Times New Roman" w:cs="Times New Roman"/>
@@ -2485,21 +2420,24 @@
     </w:p>
     <w:p>
       <w:r>
-        <w:t>Диаграмма классов (рисунок 4) отражает статическую структуру предметной области. Каждый класс соответствует таблице базы данных; приведены атрибуты, ключевые методы и ассоциации с указанием кратности.</w:t>
-      </w:r>
-    </w:p>
-    <w:p>
-      <w:r>
-        <w:t xml:space="preserve">Центральный класс User хранит учётные данные, роль, текущий рейтинг ELO (по умолчанию 1000) и флаги блокировки и мягкого удаления. Класс Team описывает команду, связанную с капитаном (User) и с игроками через промежуточный класс TeamMember, реализующий отношение «многие-ко-многим» </w:t>
+        <w:t>Диаграмма классов (рисунок 4) отражает статическую структуру предметной области: основные сущности, их атрибуты и связи между ними с указанием кратности.</w:t>
+      </w:r>
+    </w:p>
+    <w:p>
+      <w:r>
+        <w:t xml:space="preserve">Центральная сущность – пользователь (User), хранящий учётные данные, роль и текущий рейтинг. Команда (Team) связана со своим капитаном и объединяет игроков через промежуточную сущность состава команды (TeamMember), что задаёт связь «многие ко многим» между пользователями и командами. Дисциплина </w:t>
       </w:r>
       <w:r>
         <w:lastRenderedPageBreak/>
-        <w:t>между пользователями и командами. Класс Discipline – справочник дисциплин с признаком типа (одиночная/командная) и признаком официальности. Класс Tournament хранит конфигурацию турнира (режим, тип сетки, сроки, взнос), а TournamentParticipant фиксирует участие, причём поля идентификаторов пользователя и команды допускают пустое значение для автономных участников, а поля снимков имени и команды сохраняют их актуальные на момент старта значения.</w:t>
-      </w:r>
-    </w:p>
-    <w:p>
-      <w:r>
-        <w:t>Класс Match описывает встречу и содержит две ассоциации с участниками (стороны матча), ассоциацию с победителем, ассоциацию с судьёй (User), а также рефлексивную ассоциацию «следующий матч», задающую структуру сетки. Класс EloHistory обеспечивает трассировку изменений рейтинга: каждая запись связана с пользователем, матчем и турниром, что позволяет фильтровать историю по дисциплине и периоду. Кратности ассоциаций (1, 0..1, 0..*) указаны на диаграмме явно.</w:t>
+        <w:t>(Discipline) – справочник видов состязаний. Турнир (Tournament) хранит параметры состязания, а участие в нём отражает сущность участника турнира (TournamentParticipant), которая связывает турнир с пользователем или командой.</w:t>
+      </w:r>
+    </w:p>
+    <w:p>
+      <w:r>
+        <w:t>Матч (Match) описывает отдельную встречу и связан с двумя участвующими сторонами, победителем и назначенным судьёй. Кроме того, матч содержит связь с самим собой («следующий матч»), которая и задаёт структуру турнирной сетки – путь продвижения победителей по кругам. История рейтинга (EloHistory) хранит записи об изменении рейтинга и связывает каждое изменение с пользователем, матчем и турниром, что позволяет проследить динамику рейтинга игрока. Кратности всех связей (1, 0..1, 0..*) указаны на диаграмме явно</w:t>
+      </w:r>
+      <w:r>
+        <w:t>.</w:t>
       </w:r>
     </w:p>
     <w:p>
@@ -2514,7 +2452,7 @@
         </w:rPr>
         <w:lastRenderedPageBreak/>
         <w:drawing>
-          <wp:inline distT="0" distB="0" distL="0" distR="0" wp14:anchorId="6BC2AA73" wp14:editId="2611ECC0">
+          <wp:inline distT="0" distB="0" distL="0" distR="0" wp14:anchorId="489217CF" wp14:editId="27A834B8">
             <wp:extent cx="5580000" cy="8978220"/>
             <wp:effectExtent l="0" t="0" r="0" b="0"/>
             <wp:docPr id="4" name="Picture 4"/>
@@ -2569,7 +2507,7 @@
         <w:pStyle w:val="31"/>
         <w:jc w:val="left"/>
       </w:pPr>
-      <w:bookmarkStart w:id="8" w:name="_Toc233683099"/>
+      <w:bookmarkStart w:id="8" w:name="_Toc233706147"/>
       <w:r>
         <w:rPr>
           <w:rFonts w:ascii="Times New Roman" w:hAnsi="Times New Roman" w:cs="Times New Roman"/>
@@ -2585,17 +2523,17 @@
     </w:p>
     <w:p>
       <w:r>
-        <w:t>– Сценарий 1. Игрок открывает каталог турниров, фильтрует его по дисциплине, подаёт заявку на выбранный стандартный турнир и после его проведения просматривает свою статистику и динамику рейтинга в личном кабинете.</w:t>
-      </w:r>
-    </w:p>
-    <w:p>
-      <w:r>
-        <w:t>– Сценарий 2. Организатор создаёт стандартный турнир, подтверждает поступившие заявки, генерирует сетку, назначает себя или другого пользователя судьёй и по ходу матчей вносит результаты, наблюдая обновление сетки в реальном времени.</w:t>
-      </w:r>
-    </w:p>
-    <w:p>
-      <w:r>
-        <w:t>– Сценарий 3. Пользователь проводит локальный турнир «на месте»: создаёт автономный турнир, вписывает имена участников строками, генерирует сетку и ведёт счёт без регистрации участников и без влияния на рейтинг.</w:t>
+        <w:t>– Сценарий 1. Игрок открывает каталог турниров, фильтрует его по дисциплине, подаёт заявку на выбранный турнир и после его проведения просматривает свою статистику и динамику рейтинга в личном кабинете.</w:t>
+      </w:r>
+    </w:p>
+    <w:p>
+      <w:r>
+        <w:t>– Сценарий 2. Организатор создаёт официальный турнир, подтверждает поступившие заявки, формирует сетку, назначает судью и по ходу матчей вносит результаты, наблюдая обновление сетки в реальном времени.</w:t>
+      </w:r>
+    </w:p>
+    <w:p>
+      <w:r>
+        <w:t>– Сценарий 3. Пользователь проводит небольшой турнир «на месте»: создаёт локальный турнир, вписывает имена участников, формирует сетку и ведёт счёт без регистрации участников и без влияния на рейтинг.</w:t>
       </w:r>
     </w:p>
     <w:p>
@@ -2605,7 +2543,7 @@
     </w:p>
     <w:p>
       <w:r>
-        <w:t>В соответствии с техническим заданием система формирует по запросу администратора две отчётные формы. Отчёт о популярности дисциплин за период агрегирует данные по каждой дисциплине (таблица 1).</w:t>
+        <w:t>В соответствии с техническим заданием система формирует по запросу администратора две отчётные формы. Отчёт о популярности дисциплин за период сводит данные по каждой дисциплине (таблица 1).</w:t>
       </w:r>
     </w:p>
     <w:p>
@@ -2709,7 +2647,7 @@
                 <w:b/>
                 <w:sz w:val="18"/>
               </w:rPr>
-              <w:t>Автономных</w:t>
+              <w:t>Локальных</w:t>
             </w:r>
           </w:p>
         </w:tc>
@@ -2859,7 +2797,7 @@
     </w:tbl>
     <w:p>
       <w:r>
-        <w:t>Статистический отчёт по результатам игрока за период строится по таблицам матчей и истории рейтинга; автономные турниры в него не включаются (таблица 2).</w:t>
+        <w:t>Статистический отчёт по результатам игрока за период строится по сыгранным матчам и истории рейтинга; локальные турниры в него не включаются (таблица 2).</w:t>
       </w:r>
     </w:p>
     <w:p>
@@ -2980,7 +2918,7 @@
                 <w:b/>
                 <w:sz w:val="18"/>
               </w:rPr>
-              <w:t>Изменение ELO (Δ)</w:t>
+              <w:t>Изменение рейтинга (Δ)</w:t>
             </w:r>
           </w:p>
         </w:tc>
@@ -2998,7 +2936,7 @@
                 <w:b/>
                 <w:sz w:val="18"/>
               </w:rPr>
-              <w:t>Текущий ELO</w:t>
+              <w:t>Текущий рейтинг</w:t>
             </w:r>
           </w:p>
         </w:tc>
@@ -3086,7 +3024,7 @@
         <w:pStyle w:val="31"/>
         <w:jc w:val="left"/>
       </w:pPr>
-      <w:bookmarkStart w:id="9" w:name="_Toc233683100"/>
+      <w:bookmarkStart w:id="9" w:name="_Toc233706148"/>
       <w:r>
         <w:rPr>
           <w:rFonts w:ascii="Times New Roman" w:hAnsi="Times New Roman" w:cs="Times New Roman"/>
@@ -3098,12 +3036,12 @@
     </w:p>
     <w:p>
       <w:r>
-        <w:t>В качестве системы управления базами данных выбрана PostgreSQL. Выбор обусловлен поддержкой транзакций ACID (необходимых при одновременной фиксации результата матча, обновлении рейтинга и записи истории), механизмом асинхронных уведомлений LISTEN/NOTIFY (используется для трансляции изменений сетки в реальном времени) и широкими возможностями индексирования. Структура базы данных нормализована и приведена к третьей нормальной форме; физическая ER-модель показана на рисунке 5.</w:t>
-      </w:r>
-    </w:p>
-    <w:p>
-      <w:r>
-        <w:t>База данных содержит восемь таблиц. Все идентификаторы имеют тип UUID. Связи реализованы внешними ключами с явно заданными политиками удаления:</w:t>
+        <w:t>Для хранения данных выбрана реляционная СУБД PostgreSQL. Выбор обусловлен её надёжностью, поддержкой целостности данных и широким распространением. Структура базы приведена к третьей нормальной форме; её ER-модель показана на рисунке 5.</w:t>
+      </w:r>
+    </w:p>
+    <w:p>
+      <w:r>
+        <w:t>База данных включает восемь таблиц:</w:t>
       </w:r>
     </w:p>
     <w:p>
@@ -3117,7 +3055,7 @@
         <w:t>users</w:t>
       </w:r>
       <w:r>
-        <w:t xml:space="preserve"> – пользователи: никнейм и e-mail уникальны; хранятся необязательные ФИО и телефон, хэш пароля, роль, рейтинг ELO, флаги блокировки и мягкого удаления;</w:t>
+        <w:t xml:space="preserve"> – пользователи: учётные данные, роль и рейтинг;</w:t>
       </w:r>
     </w:p>
     <w:p>
@@ -3131,7 +3069,7 @@
         <w:t>disciplines</w:t>
       </w:r>
       <w:r>
-        <w:t xml:space="preserve"> – справочник дисциплин: тип (SINGLE/TEAM), признаки активности и официальности; внешний ключ на создателя с политикой SET NULL;</w:t>
+        <w:t xml:space="preserve"> – справочник дисциплин;</w:t>
       </w:r>
     </w:p>
     <w:p>
@@ -3145,7 +3083,7 @@
         <w:t>teams</w:t>
       </w:r>
       <w:r>
-        <w:t xml:space="preserve"> и </w:t>
+        <w:t xml:space="preserve">, </w:t>
       </w:r>
       <w:r>
         <w:rPr>
@@ -3154,7 +3092,7 @@
         <w:t>team_members</w:t>
       </w:r>
       <w:r>
-        <w:t xml:space="preserve"> – команды и их состав; отношение «многие-ко-многим» между игроками и командами с ограничением уникальности пары (команда, игрок);</w:t>
+        <w:t xml:space="preserve"> – команды и их состав (связь «многие ко многим» между игроками и командами);</w:t>
       </w:r>
     </w:p>
     <w:p>
@@ -3168,7 +3106,7 @@
         <w:t>tournaments</w:t>
       </w:r>
       <w:r>
-        <w:t xml:space="preserve"> – турниры: режим, тип сетки, сроки, призовой фонд и взнос; внешние ключи на дисциплину и организатора с политикой RESTRICT;</w:t>
+        <w:t xml:space="preserve"> – турниры с их параметрами (режим, формат сетки, сроки);</w:t>
       </w:r>
     </w:p>
     <w:p>
@@ -3182,7 +3120,7 @@
         <w:t>tournament_participants</w:t>
       </w:r>
       <w:r>
-        <w:t xml:space="preserve"> – участники турнира: ссылки на пользователя и команду допускают NULL (для автономного режима); снимки имени и команды и статус заявки (PENDING/APPROVED/REJECTED);</w:t>
+        <w:t xml:space="preserve"> – участники турниров и их заявки;</w:t>
       </w:r>
     </w:p>
     <w:p>
@@ -3196,7 +3134,7 @@
         <w:t>matches</w:t>
       </w:r>
       <w:r>
-        <w:t xml:space="preserve"> – матчи: раунд и позиция, счёт, победитель, судья (политика SET NULL), отметка технического поражения и рефлексивная ссылка на следующий матч, задающая структуру сетки;</w:t>
+        <w:t xml:space="preserve"> – матчи: участники встречи, счёт, победитель, судья и ссылка на следующий матч, задающая структуру сетки;</w:t>
       </w:r>
     </w:p>
     <w:p>
@@ -3210,16 +3148,12 @@
         <w:t>elo_history</w:t>
       </w:r>
       <w:r>
-        <w:t xml:space="preserve"> – история рейтинга: прежнее и новое значение ELO с привязкой к пользователю, матчу и турниру (политика CASCADE).</w:t>
-      </w:r>
-    </w:p>
-    <w:p>
-      <w:r>
-        <w:t xml:space="preserve">Для участника турнира и судьи применяется политика RESTRICT либо SET NULL, что предотвращает разрушение завершённых сеток и сохраняет историю </w:t>
-      </w:r>
-      <w:r>
-        <w:lastRenderedPageBreak/>
-        <w:t>матчей при удалении пользователей. Для повышения производительности предусмотрены индексы: уникальные по никнейму и e-mail в таблице пользователей; составной индекс по дисциплине и дате старта в таблице турниров (фильтрация каталога); индексы по турниру и пользователю в таблице участников; индексы по турниру и дате проведения в таблице матчей; индексы по пользователю с датой и по турниру в истории рейтинга (рейтинговая аналитика).</w:t>
+        <w:t xml:space="preserve"> – история изменений рейтинга.</w:t>
+      </w:r>
+    </w:p>
+    <w:p>
+      <w:r>
+        <w:t>Связи между таблицами реализованы внешними ключами. Их правила удаления выбраны так, чтобы сохранить целостность истории: при удалении учётной записи сыгранные матчи и результаты не стираются, а персональные данные обезличиваются. Это позволяет не разрушать завершённые турнирные сетки и сохранять достоверность рейтинговой истории.</w:t>
       </w:r>
     </w:p>
     <w:p>
@@ -3234,7 +3168,7 @@
         </w:rPr>
         <w:lastRenderedPageBreak/>
         <w:drawing>
-          <wp:inline distT="0" distB="0" distL="0" distR="0" wp14:anchorId="18B435AE" wp14:editId="547C02F7">
+          <wp:inline distT="0" distB="0" distL="0" distR="0" wp14:anchorId="7AFB4C7C" wp14:editId="15B2227E">
             <wp:extent cx="5400000" cy="8377627"/>
             <wp:effectExtent l="0" t="0" r="0" b="0"/>
             <wp:docPr id="5" name="Picture 5"/>
@@ -3288,7 +3222,7 @@
         <w:pStyle w:val="21"/>
         <w:jc w:val="left"/>
       </w:pPr>
-      <w:bookmarkStart w:id="10" w:name="_Toc233683101"/>
+      <w:bookmarkStart w:id="10" w:name="_Toc233706149"/>
       <w:r>
         <w:rPr>
           <w:rFonts w:ascii="Times New Roman" w:hAnsi="Times New Roman" w:cs="Times New Roman"/>
@@ -3300,7 +3234,7 @@
     </w:p>
     <w:p>
       <w:r>
-        <w:t>Проект размещён в одном репозитории (monorepo) под управлением пакетного менеджера pnpm и сборщика Turborepo. И серверная, и клиентская части написаны на TypeScript: это позволяет использовать общие типы данных и не описывать одни и те же модели дважды. Логика, не зависящая от окружения (генерация сетки, расчёт рейтинга, формирование отчётов), вынесена в отдельные пакеты. Состав выбранных инструментальных средств приведён в таблице 3.</w:t>
+        <w:t>Система реализована как веб-приложение по клиент-серверной архитектуре. И серверная, и клиентская части написаны на языке TypeScript, что позволяет использовать общие описания данных для обеих частей. Состав выбранных инструментальных средств приведён в таблице 3.</w:t>
       </w:r>
     </w:p>
     <w:p>
@@ -3438,7 +3372,7 @@
               <w:rPr>
                 <w:sz w:val="20"/>
               </w:rPr>
-              <w:t>Единая типобезопасная кодовая база сервера и клиента</w:t>
+              <w:t>Общая кодовая база сервера и клиента</w:t>
             </w:r>
           </w:p>
         </w:tc>
@@ -3494,7 +3428,7 @@
               <w:rPr>
                 <w:sz w:val="20"/>
               </w:rPr>
-              <w:t>REST API и потоковая передача событий (SSE)</w:t>
+              <w:t>REST API и передача событий клиенту</w:t>
             </w:r>
           </w:p>
         </w:tc>
@@ -3550,7 +3484,7 @@
               <w:rPr>
                 <w:sz w:val="20"/>
               </w:rPr>
-              <w:t>Хранение данных, транзакции ACID, LISTEN/NOTIFY</w:t>
+              <w:t>Хранение данных</w:t>
             </w:r>
           </w:p>
         </w:tc>
@@ -3589,7 +3523,7 @@
               <w:rPr>
                 <w:sz w:val="20"/>
               </w:rPr>
-              <w:t>Drizzle ORM / Drizzle-Kit</w:t>
+              <w:t>Drizzle ORM</w:t>
             </w:r>
           </w:p>
         </w:tc>
@@ -3606,7 +3540,7 @@
               <w:rPr>
                 <w:sz w:val="20"/>
               </w:rPr>
-              <w:t>Описание схемы на TypeScript, генерация SQL</w:t>
+              <w:t>Описание схемы базы данных и генерация SQL</w:t>
             </w:r>
           </w:p>
         </w:tc>
@@ -3662,63 +3596,7 @@
               <w:rPr>
                 <w:sz w:val="20"/>
               </w:rPr>
-              <w:t>Хранение refresh-токенов, кэш лидербордов, ограничение частоты</w:t>
-            </w:r>
-          </w:p>
-        </w:tc>
-      </w:tr>
-      <w:tr>
-        <w:trPr>
-          <w:jc w:val="center"/>
-        </w:trPr>
-        <w:tc>
-          <w:tcPr>
-            <w:tcW w:w="3402" w:type="dxa"/>
-          </w:tcPr>
-          <w:p>
-            <w:pPr>
-              <w:ind w:firstLine="0"/>
-              <w:jc w:val="left"/>
-            </w:pPr>
-            <w:r>
-              <w:rPr>
-                <w:sz w:val="20"/>
-              </w:rPr>
-              <w:t>Валидация</w:t>
-            </w:r>
-          </w:p>
-        </w:tc>
-        <w:tc>
-          <w:tcPr>
-            <w:tcW w:w="3402" w:type="dxa"/>
-          </w:tcPr>
-          <w:p>
-            <w:pPr>
-              <w:ind w:firstLine="0"/>
-              <w:jc w:val="left"/>
-            </w:pPr>
-            <w:r>
-              <w:rPr>
-                <w:sz w:val="20"/>
-              </w:rPr>
-              <w:t>Zod</w:t>
-            </w:r>
-          </w:p>
-        </w:tc>
-        <w:tc>
-          <w:tcPr>
-            <w:tcW w:w="3402" w:type="dxa"/>
-          </w:tcPr>
-          <w:p>
-            <w:pPr>
-              <w:ind w:firstLine="0"/>
-              <w:jc w:val="left"/>
-            </w:pPr>
-            <w:r>
-              <w:rPr>
-                <w:sz w:val="20"/>
-              </w:rPr>
-              <w:t>Проверка входных данных по общим схемам</w:t>
+              <w:t>Хранение сессий и кэширование</w:t>
             </w:r>
           </w:p>
         </w:tc>
@@ -3757,7 +3635,7 @@
               <w:rPr>
                 <w:sz w:val="20"/>
               </w:rPr>
-              <w:t>Next.js (App Router)</w:t>
+              <w:t>Next.js</w:t>
             </w:r>
           </w:p>
         </w:tc>
@@ -3774,7 +3652,7 @@
               <w:rPr>
                 <w:sz w:val="20"/>
               </w:rPr>
-              <w:t>Серверный и клиентский рендеринг интерфейса</w:t>
+              <w:t>Пользовательский интерфейс</w:t>
             </w:r>
           </w:p>
         </w:tc>
@@ -3830,7 +3708,7 @@
               <w:rPr>
                 <w:sz w:val="20"/>
               </w:rPr>
-              <w:t>Оформление пользовательского интерфейса</w:t>
+              <w:t>Оформление интерфейса</w:t>
             </w:r>
           </w:p>
         </w:tc>
@@ -3869,7 +3747,7 @@
               <w:rPr>
                 <w:sz w:val="20"/>
               </w:rPr>
-              <w:t>jose, bcryptjs</w:t>
+              <w:t>JWT, bcrypt</w:t>
             </w:r>
           </w:p>
         </w:tc>
@@ -3886,7 +3764,7 @@
               <w:rPr>
                 <w:sz w:val="20"/>
               </w:rPr>
-              <w:t>JWT (RS256), хэширование паролей bcrypt</w:t>
+              <w:t>Токены доступа и хэширование паролей</w:t>
             </w:r>
           </w:p>
         </w:tc>
@@ -3942,63 +3820,7 @@
               <w:rPr>
                 <w:sz w:val="20"/>
               </w:rPr>
-              <w:t>Серверное формирование файлов .xlsx</w:t>
-            </w:r>
-          </w:p>
-        </w:tc>
-      </w:tr>
-      <w:tr>
-        <w:trPr>
-          <w:jc w:val="center"/>
-        </w:trPr>
-        <w:tc>
-          <w:tcPr>
-            <w:tcW w:w="3402" w:type="dxa"/>
-          </w:tcPr>
-          <w:p>
-            <w:pPr>
-              <w:ind w:firstLine="0"/>
-              <w:jc w:val="left"/>
-            </w:pPr>
-            <w:r>
-              <w:rPr>
-                <w:sz w:val="20"/>
-              </w:rPr>
-              <w:t>Сборка</w:t>
-            </w:r>
-          </w:p>
-        </w:tc>
-        <w:tc>
-          <w:tcPr>
-            <w:tcW w:w="3402" w:type="dxa"/>
-          </w:tcPr>
-          <w:p>
-            <w:pPr>
-              <w:ind w:firstLine="0"/>
-              <w:jc w:val="left"/>
-            </w:pPr>
-            <w:r>
-              <w:rPr>
-                <w:sz w:val="20"/>
-              </w:rPr>
-              <w:t>pnpm workspaces, Turborepo</w:t>
-            </w:r>
-          </w:p>
-        </w:tc>
-        <w:tc>
-          <w:tcPr>
-            <w:tcW w:w="3402" w:type="dxa"/>
-          </w:tcPr>
-          <w:p>
-            <w:pPr>
-              <w:ind w:firstLine="0"/>
-              <w:jc w:val="left"/>
-            </w:pPr>
-            <w:r>
-              <w:rPr>
-                <w:sz w:val="20"/>
-              </w:rPr>
-              <w:t>Управление монорепозиторием</w:t>
+              <w:t>Формирование файлов .xlsx</w:t>
             </w:r>
           </w:p>
         </w:tc>
@@ -4014,7 +3836,7 @@
         <w:pStyle w:val="1"/>
         <w:jc w:val="left"/>
       </w:pPr>
-      <w:bookmarkStart w:id="11" w:name="_Toc233683102"/>
+      <w:bookmarkStart w:id="11" w:name="_Toc233706150"/>
       <w:r>
         <w:rPr>
           <w:rFonts w:ascii="Times New Roman" w:hAnsi="Times New Roman" w:cs="Times New Roman"/>
@@ -4029,7 +3851,7 @@
         <w:pStyle w:val="21"/>
         <w:jc w:val="left"/>
       </w:pPr>
-      <w:bookmarkStart w:id="12" w:name="_Toc233683103"/>
+      <w:bookmarkStart w:id="12" w:name="_Toc233706151"/>
       <w:r>
         <w:rPr>
           <w:rFonts w:ascii="Times New Roman" w:hAnsi="Times New Roman" w:cs="Times New Roman"/>
@@ -4040,7 +3862,7 @@
     </w:p>
     <w:p>
       <w:r>
-        <w:t>Программный продукт организован как монорепозиторий с разделением ответственности: серверное приложение и веб-клиент размещены в каталоге приложений (apps), а независимая бизнес-логика – в каталоге пакетов (packages). Пакеты взаимодействуют через документированные программные интерфейсы. Состав модулей приведён в таблице 4.</w:t>
+        <w:t>Программный продукт разделён на несколько модулей по принципу разделения ответственности: серверное приложение, веб-клиент и независимая бизнес-логика, вынесенная в отдельные модули. Такое деление упрощает сопровождение, так как каждый модуль решает свою задачу и может изменяться независимо от остальных. Состав модулей приведён в таблице 4.</w:t>
       </w:r>
     </w:p>
     <w:p>
@@ -4125,7 +3947,7 @@
               <w:rPr>
                 <w:sz w:val="20"/>
               </w:rPr>
-              <w:t>apps/api</w:t>
+              <w:t>Сервер (API)</w:t>
             </w:r>
           </w:p>
         </w:tc>
@@ -4142,7 +3964,7 @@
               <w:rPr>
                 <w:sz w:val="20"/>
               </w:rPr>
-              <w:t>Серверное приложение (ElysiaJS): REST API, аутентификация, бизнес-логика, SSE-вещание результатов</w:t>
+              <w:t>REST API, аутентификация, бизнес-логика, рассылка результатов клиентам</w:t>
             </w:r>
           </w:p>
         </w:tc>
@@ -4164,7 +3986,7 @@
               <w:rPr>
                 <w:sz w:val="20"/>
               </w:rPr>
-              <w:t>apps/web</w:t>
+              <w:t>Веб-клиент</w:t>
             </w:r>
           </w:p>
         </w:tc>
@@ -4181,7 +4003,7 @@
               <w:rPr>
                 <w:sz w:val="20"/>
               </w:rPr>
-              <w:t>Веб-клиент (Next.js): интерфейс игрока, организатора и администратора</w:t>
+              <w:t>Интерфейс игрока, организатора и администратора</w:t>
             </w:r>
           </w:p>
         </w:tc>
@@ -4203,7 +4025,7 @@
               <w:rPr>
                 <w:sz w:val="20"/>
               </w:rPr>
-              <w:t>packages/database</w:t>
+              <w:t>Схема базы данных</w:t>
             </w:r>
           </w:p>
         </w:tc>
@@ -4220,7 +4042,7 @@
               <w:rPr>
                 <w:sz w:val="20"/>
               </w:rPr>
-              <w:t>Схема таблиц, индексы и конфигурация миграций (Drizzle ORM)</w:t>
+              <w:t>Описание таблиц и конфигурация миграций</w:t>
             </w:r>
           </w:p>
         </w:tc>
@@ -4242,7 +4064,7 @@
               <w:rPr>
                 <w:sz w:val="20"/>
               </w:rPr>
-              <w:t>packages/shared-types</w:t>
+              <w:t>Общие типы</w:t>
             </w:r>
           </w:p>
         </w:tc>
@@ -4259,7 +4081,7 @@
               <w:rPr>
                 <w:sz w:val="20"/>
               </w:rPr>
-              <w:t>Общие TypeScript-типы и Zod-схемы валидации</w:t>
+              <w:t>Общие описания данных и проверка вводимых значений</w:t>
             </w:r>
           </w:p>
         </w:tc>
@@ -4281,7 +4103,7 @@
               <w:rPr>
                 <w:sz w:val="20"/>
               </w:rPr>
-              <w:t>packages/bracket-engine</w:t>
+              <w:t>Генератор сеток</w:t>
             </w:r>
           </w:p>
         </w:tc>
@@ -4298,7 +4120,7 @@
               <w:rPr>
                 <w:sz w:val="20"/>
               </w:rPr>
-              <w:t>Генерация турнирных сеток: олимпийская и круговая системы, обработка BYE</w:t>
+              <w:t>Построение олимпийской и круговой сеток, обработка проходов без игры</w:t>
             </w:r>
           </w:p>
         </w:tc>
@@ -4320,7 +4142,7 @@
               <w:rPr>
                 <w:sz w:val="20"/>
               </w:rPr>
-              <w:t>packages/elo-calculator</w:t>
+              <w:t>Калькулятор рейтинга</w:t>
             </w:r>
           </w:p>
         </w:tc>
@@ -4337,7 +4159,7 @@
               <w:rPr>
                 <w:sz w:val="20"/>
               </w:rPr>
-              <w:t>Расчёт изменения рейтинга ELO для одиночных и командных матчей</w:t>
+              <w:t>Расчёт изменения рейтинга по итогам матча</w:t>
             </w:r>
           </w:p>
         </w:tc>
@@ -4359,7 +4181,7 @@
               <w:rPr>
                 <w:sz w:val="20"/>
               </w:rPr>
-              <w:t>packages/excel-generator</w:t>
+              <w:t>Генератор отчётов</w:t>
             </w:r>
           </w:p>
         </w:tc>
@@ -4376,7 +4198,7 @@
               <w:rPr>
                 <w:sz w:val="20"/>
               </w:rPr>
-              <w:t>Формирование отчётов в формате .xlsx (ExcelJS)</w:t>
+              <w:t>Формирование отчётов в формате .xlsx</w:t>
             </w:r>
           </w:p>
         </w:tc>
@@ -4384,10 +4206,7 @@
     </w:tbl>
     <w:p>
       <w:r>
-        <w:t>Серверное приложение строит REST API, реализующее аутентификацию, управление пользователями и командами, ведение дисциплин, создание и проведение турниров, судейство матчей и формирование отчётов. Доступ к защищённым операциям проверяет слой аутентификации: при каждом запросе он проверяет JWT и текущий статус пользователя в базе, поэтому заблокированный аккаунт сразу теряет доступ. Обновления турнирной сетки передаются клиентам через Server-Sent Events на основе механизма PostgreSQL LISTEN/NOTIFY, что позво</w:t>
-      </w:r>
-      <w:r>
-        <w:t>ляет согласованно работать нескольким экземплярам сервера.</w:t>
+        <w:t>Серверное приложение предоставляет REST API, через который выполняются аутентификация, управление пользователями и командами, ведение дисциплин, создание и проведение турниров, судейство матчей и формирование отчётов. Доступ к защищённым операциям проверяется по роли пользователя. Когда судья вносит результат матча, обновление турнирной сетки сразу передаётся всем, кто наблюдает за турниром, поэтому сетка обновляется в реальном времени без перезагрузки страницы.</w:t>
       </w:r>
     </w:p>
     <w:p>
@@ -4395,24 +4214,27 @@
         <w:pStyle w:val="21"/>
         <w:jc w:val="left"/>
       </w:pPr>
-      <w:bookmarkStart w:id="13" w:name="_Toc233683104"/>
+      <w:bookmarkStart w:id="13" w:name="_Toc233706152"/>
       <w:r>
         <w:rPr>
           <w:rFonts w:ascii="Times New Roman" w:hAnsi="Times New Roman" w:cs="Times New Roman"/>
         </w:rPr>
+        <w:t>2.2 Описание интерфейса и алгоритма работы программных модулей</w:t>
+      </w:r>
+      <w:bookmarkEnd w:id="13"/>
+    </w:p>
+    <w:p>
+      <w:r>
+        <w:t>Веб-клиент состоит из набора страниц, доступных в зависимости от роли пользователя. Ниже приведено описание основных страниц; их экранные формы вынесены в ПРИЛОЖЕНИЕ Б.</w:t>
+      </w:r>
+    </w:p>
+    <w:p>
+      <w:r>
+        <w:t xml:space="preserve">Страница входа. При запуске приложения открывается форма авторизации с полями e-mail и пароля. После проверки учётных данных пользователь попадает в </w:t>
+      </w:r>
+      <w:r>
         <w:lastRenderedPageBreak/>
-        <w:t>2.2 Описание интерфейса и алгоритма работы программных модулей</w:t>
-      </w:r>
-      <w:bookmarkEnd w:id="13"/>
-    </w:p>
-    <w:p>
-      <w:r>
-        <w:t>Веб-клиент построен на наборе экранных страниц, доступных в зависимости от роли пользователя. Ниже приведено описание основных страниц; их экранные формы вынесены в ПРИЛОЖЕНИЕ Б.</w:t>
-      </w:r>
-    </w:p>
-    <w:p>
-      <w:r>
-        <w:t>Страница входа. При запуске приложения открывается форма авторизации с полями e-mail и пароля. После проверки учётных данных пользователю выдаётся пара JWT-токенов, и он переходит в интерфейс, соответствующий его роли. Для удобства проверки на странице входа продублированы демонстрационные учётные записи. Экранная форма приведена на рисунке 6.</w:t>
+        <w:t>интерфейс, соответствующий его роли. Для удобства проверки на странице входа продублированы демонстрационные учётные записи. Экранная форма приведена на рисунке 6.</w:t>
       </w:r>
     </w:p>
     <w:tbl>
@@ -4480,7 +4302,75 @@
     </w:p>
     <w:p>
       <w:r>
-        <w:t>Каталог турниров. Страница отображает список всех турниров с указанием дисциплины, режима, типа сетки и состояния. Предусмотрена фильтрация по дисциплине. Любой пользователь может открыть карточку турнира, а игрок – подать заявку на участие (рисунок 7).</w:t>
+        <w:t>Каталог турниров. Страница отображает список всех турниров с указанием дисциплины, режима, формата сетки и состояния, с возможностью фильтрации по дисциплине. Любой пользователь может открыть карточку турнира, а игрок – подать заявку на участие (рисунок 7).</w:t>
+      </w:r>
+    </w:p>
+    <w:tbl>
+      <w:tblPr>
+        <w:tblW w:w="0" w:type="auto"/>
+        <w:jc w:val="center"/>
+        <w:tblLook w:val="04A0" w:firstRow="1" w:lastRow="0" w:firstColumn="1" w:lastColumn="0" w:noHBand="0" w:noVBand="1"/>
+      </w:tblPr>
+      <w:tblGrid>
+        <w:gridCol w:w="9071"/>
+      </w:tblGrid>
+      <w:tr>
+        <w:trPr>
+          <w:trHeight w:val="3969"/>
+          <w:jc w:val="center"/>
+        </w:trPr>
+        <w:tc>
+          <w:tcPr>
+            <w:tcW w:w="9071" w:type="dxa"/>
+            <w:tcBorders>
+              <w:top w:val="single" w:sz="6" w:space="0" w:color="000000"/>
+              <w:left w:val="single" w:sz="6" w:space="0" w:color="000000"/>
+              <w:bottom w:val="single" w:sz="6" w:space="0" w:color="000000"/>
+              <w:right w:val="single" w:sz="6" w:space="0" w:color="000000"/>
+            </w:tcBorders>
+          </w:tcPr>
+          <w:p>
+            <w:pPr>
+              <w:ind w:firstLine="0"/>
+              <w:jc w:val="center"/>
+            </w:pPr>
+            <w:r>
+              <w:rPr>
+                <w:i/>
+                <w:color w:val="808080"/>
+                <w:sz w:val="22"/>
+              </w:rPr>
+              <w:t>Место для скриншота</w:t>
+            </w:r>
+            <w:r>
+              <w:rPr>
+                <w:i/>
+                <w:color w:val="808080"/>
+                <w:sz w:val="22"/>
+              </w:rPr>
+              <w:br/>
+              <w:t>список турниров с фильтрацией</w:t>
+            </w:r>
+          </w:p>
+        </w:tc>
+      </w:tr>
+    </w:tbl>
+    <w:p>
+      <w:pPr>
+        <w:spacing w:before="80" w:after="160"/>
+        <w:ind w:firstLine="0"/>
+        <w:jc w:val="center"/>
+      </w:pPr>
+      <w:r>
+        <w:rPr>
+          <w:sz w:val="24"/>
+        </w:rPr>
+        <w:t>Рисунок 7 – Каталог турниров</w:t>
+      </w:r>
+    </w:p>
+    <w:p>
+      <w:r>
+        <w:t>Создание турнира. Организатор задаёт название, выбирает дисциплину, режим (официальный или локальный), формат сетки (олимпийская или круговая), сроки проведения, призовой фонд и взнос. Локальный турнир может создать любой пользователь (рисунок 8).</w:t>
       </w:r>
     </w:p>
     <w:tbl>
@@ -4528,7 +4418,7 @@
                 <w:sz w:val="22"/>
               </w:rPr>
               <w:br/>
-              <w:t>список турниров с фильтрацией</w:t>
+              <w:t>форма создания турнира</w:t>
             </w:r>
           </w:p>
         </w:tc>
@@ -4544,12 +4434,12 @@
         <w:rPr>
           <w:sz w:val="24"/>
         </w:rPr>
-        <w:t>Рисунок 7 – Каталог турниров</w:t>
-      </w:r>
-    </w:p>
-    <w:p>
-      <w:r>
-        <w:t>Создание турнира. Организатор задаёт название, выбирает дисциплину, режим (STANDARD/SANDBOX), тип сетки (олимпийская/круговая), сроки проведения, призовой фонд и взнос. Автономный турнир может создать любой пользователь (рисунок 8).</w:t>
+        <w:t>Рисунок 8 – Форма создания турнира</w:t>
+      </w:r>
+    </w:p>
+    <w:p>
+      <w:r>
+        <w:t>Страница турнира. На странице турнира организатору доступны управление заявками (подтверждение и отклонение), добавление участников (вручную либо импортом из файла Excel), назначение судей и формирование сетки. После генерации отображается интерактивная турнирная сетка (рисунки 9 и 10).</w:t>
       </w:r>
     </w:p>
     <w:tbl>
@@ -4596,7 +4486,7 @@
                 <w:sz w:val="22"/>
               </w:rPr>
               <w:br/>
-              <w:t>форма создания турнира</w:t>
+              <w:t>участники и заявки турнира</w:t>
             </w:r>
           </w:p>
         </w:tc>
@@ -4612,12 +4502,7 @@
         <w:rPr>
           <w:sz w:val="24"/>
         </w:rPr>
-        <w:t>Рисунок 8 – Форма создания турнира</w:t>
-      </w:r>
-    </w:p>
-    <w:p>
-      <w:r>
-        <w:t>Страница турнира. На странице турнира организатору доступны управление заявками (подтверждение и отклонение), добавление участников (вручную – для автономного режима, импортом из Excel – для обоих), назначение судей и команда генерации сетки. После генерации отображается интерактивная турнирная сетка (рисунки 9 и 10).</w:t>
+        <w:t>Рисунок 9 – Страница турнира: участники и заявки</w:t>
       </w:r>
     </w:p>
     <w:tbl>
@@ -4665,7 +4550,7 @@
                 <w:sz w:val="22"/>
               </w:rPr>
               <w:br/>
-              <w:t>участники и заявки турнира</w:t>
+              <w:t>визуализация турнирной сетки</w:t>
             </w:r>
           </w:p>
         </w:tc>
@@ -4681,7 +4566,12 @@
         <w:rPr>
           <w:sz w:val="24"/>
         </w:rPr>
-        <w:t>Рисунок 9 – Страница турнира: участники и заявки</w:t>
+        <w:t>Рисунок 10 – Турнирная сетка (олимпийская система)</w:t>
+      </w:r>
+    </w:p>
+    <w:p>
+      <w:r>
+        <w:t>Табло матча и ввод результата. Назначенный судья (по умолчанию – организатор) вводит счёт матча. В олимпийской системе для продвижения по сетке требуется победитель, поэтому ничья недопустима; в круговой системе ничья возможна. Предусмотрена фиксация технического поражения. Изменения сразу отображаются у всех, кто наблюдает за сеткой (рисунок 11).</w:t>
       </w:r>
     </w:p>
     <w:tbl>
@@ -4728,7 +4618,7 @@
                 <w:sz w:val="22"/>
               </w:rPr>
               <w:br/>
-              <w:t>визуализация турнирной сетки</w:t>
+              <w:t>табло матча / ввод счёта</w:t>
             </w:r>
           </w:p>
         </w:tc>
@@ -4744,12 +4634,12 @@
         <w:rPr>
           <w:sz w:val="24"/>
         </w:rPr>
-        <w:t>Рисунок 10 – Турнирная сетка (олимпийская система)</w:t>
-      </w:r>
-    </w:p>
-    <w:p>
-      <w:r>
-        <w:t>Табло матча и ввод результата. Назначенный судья (по умолчанию – организатор) вводит счёт матча. В олимпийской системе ничья недопустима: для продвижения по сетке требуется победитель; в круговой системе ничья допускается. Предусмотрена фиксация технического поражения. Изменения немедленно транслируются всем зрителям сетки в реальном времени (рисунок 11).</w:t>
+        <w:t>Рисунок 11 – Табло матча и ввод счёта судьёй</w:t>
+      </w:r>
+    </w:p>
+    <w:p>
+      <w:r>
+        <w:t>Личный кабинет игрока. Игрок редактирует профиль, просматривает историю своих турниров, личную статистику по дисциплинам и динамику рейтинга, представленную графиком (рисунок 12).</w:t>
       </w:r>
     </w:p>
     <w:tbl>
@@ -4797,7 +4687,7 @@
                 <w:sz w:val="22"/>
               </w:rPr>
               <w:br/>
-              <w:t>табло матча / ввод счёта</w:t>
+              <w:t>профиль игрока, график рейтинга</w:t>
             </w:r>
           </w:p>
         </w:tc>
@@ -4813,12 +4703,12 @@
         <w:rPr>
           <w:sz w:val="24"/>
         </w:rPr>
-        <w:t>Рисунок 11 – Табло матча и ввод счёта судьёй</w:t>
-      </w:r>
-    </w:p>
-    <w:p>
-      <w:r>
-        <w:t>Личный кабинет игрока. Игрок редактирует профиль, просматривает историю своих турниров, личную статистику по дисциплинам и динамику рейтинга ELO, представленную графиком (рисунок 12).</w:t>
+        <w:t>Рисунок 12 – Личный кабинет игрока: статистика и рейтинг</w:t>
+      </w:r>
+    </w:p>
+    <w:p>
+      <w:r>
+        <w:t>Интерфейс администратора. Администратору доступны ведение справочника дисциплин, управление учётными записями пользователей (изменение роли, блокировка, удаление) и формирование сводных Excel-отчётов за указанный период (рисунок 13).</w:t>
       </w:r>
     </w:p>
     <w:tbl>
@@ -4865,7 +4755,7 @@
                 <w:sz w:val="22"/>
               </w:rPr>
               <w:br/>
-              <w:t>профиль игрока, график ELO</w:t>
+              <w:t>панель администратора</w:t>
             </w:r>
           </w:p>
         </w:tc>
@@ -4881,12 +4771,107 @@
         <w:rPr>
           <w:sz w:val="24"/>
         </w:rPr>
-        <w:t>Рисунок 12 – Личный кабинет игрока: статистика и рейтинг</w:t>
-      </w:r>
-    </w:p>
-    <w:p>
-      <w:r>
-        <w:t>Интерфейс администратора. Администратору доступны ведение справочника официальных дисциплин, управление учётными записями пользователей (изменение роли, блокировка, удаление) и формирование сводных Excel-отчётов за указанный период (рисунок 13).</w:t>
+        <w:t>Рисунок 13 – Интерфейс администратора</w:t>
+      </w:r>
+    </w:p>
+    <w:p>
+      <w:r>
+        <w:t>Ключевые алгоритмы системы вынесены в отдельные модули. При построении олимпийской сетки участники распределяются по слотам так, чтобы проходы без игры (при нечётном числе участников) распределялись равномерно и не образовывали «пустых» пар; победитель каждого матча автоматически продвигается в следующий по сетке. Расчёт рейтинга выполняется по классической формуле Эло: ожидаемый результат встречи определяется как E = 1 / (1 + 10^((Rб − Rа)/400)), а изменение рейтинга – как Δ = round(K · (S − E)), где S – ф</w:t>
+      </w:r>
+      <w:r>
+        <w:t xml:space="preserve">актический </w:t>
+      </w:r>
+      <w:r>
+        <w:lastRenderedPageBreak/>
+        <w:t>результат (1 – победа, 0 – поражение), K – коэффициент (в локальном режиме рейтинг не пересчитывается). Реализация этих алгоритмов приведена в ПРИЛОЖЕНИИ Б.</w:t>
+      </w:r>
+    </w:p>
+    <w:p>
+      <w:r>
+        <w:br w:type="page"/>
+      </w:r>
+    </w:p>
+    <w:p>
+      <w:pPr>
+        <w:pStyle w:val="1"/>
+        <w:jc w:val="left"/>
+      </w:pPr>
+      <w:bookmarkStart w:id="14" w:name="_Toc233706153"/>
+      <w:r>
+        <w:rPr>
+          <w:rFonts w:ascii="Times New Roman" w:hAnsi="Times New Roman" w:cs="Times New Roman"/>
+        </w:rPr>
+        <w:lastRenderedPageBreak/>
+        <w:t>3 КОНТРОЛЬНЫЙ ПРИМЕР</w:t>
+      </w:r>
+      <w:bookmarkEnd w:id="14"/>
+    </w:p>
+    <w:p>
+      <w:pPr>
+        <w:pStyle w:val="21"/>
+        <w:jc w:val="left"/>
+      </w:pPr>
+      <w:bookmarkStart w:id="15" w:name="_Toc233706154"/>
+      <w:r>
+        <w:rPr>
+          <w:rFonts w:ascii="Times New Roman" w:hAnsi="Times New Roman" w:cs="Times New Roman"/>
+        </w:rPr>
+        <w:t>3.1 Описание контрольного примера</w:t>
+      </w:r>
+      <w:bookmarkEnd w:id="15"/>
+    </w:p>
+    <w:p>
+      <w:r>
+        <w:t>Для проверки работоспособности системы рассмотрен сквозной сценарий проведения официального турнира по олимпийской системе. Параметры контрольного примера:</w:t>
+      </w:r>
+    </w:p>
+    <w:p>
+      <w:r>
+        <w:t>– дисциплина – «Шахматы»;</w:t>
+      </w:r>
+    </w:p>
+    <w:p>
+      <w:r>
+        <w:t>– режим турнира – официальный (с пересчётом рейтинга);</w:t>
+      </w:r>
+    </w:p>
+    <w:p>
+      <w:r>
+        <w:t>– формат сетки – олимпийская система (на вылет);</w:t>
+      </w:r>
+    </w:p>
+    <w:p>
+      <w:r>
+        <w:t>– число участников – 4 игрока с начальным рейтингом 1000: player, Барс, Сокол, Кречет;</w:t>
+      </w:r>
+    </w:p>
+    <w:p>
+      <w:r>
+        <w:t>– судейство – организатор турнира (назначен судьёй по умолчанию).</w:t>
+      </w:r>
+    </w:p>
+    <w:p>
+      <w:r>
+        <w:t>Используются демонстрационные учётные записи: организатор создаёт и судит турнир, игроки регистрируются и подают заявки. Ожидаемый результат – корректно построенная сетка, последовательная фиксация результатов, автоматический пересчёт рейтинга и формирование итоговой турнирной таблицы.</w:t>
+      </w:r>
+    </w:p>
+    <w:p>
+      <w:pPr>
+        <w:pStyle w:val="21"/>
+        <w:jc w:val="left"/>
+      </w:pPr>
+      <w:bookmarkStart w:id="16" w:name="_Toc233706155"/>
+      <w:r>
+        <w:rPr>
+          <w:rFonts w:ascii="Times New Roman" w:hAnsi="Times New Roman" w:cs="Times New Roman"/>
+        </w:rPr>
+        <w:t>3.2 Порядок выполнения</w:t>
+      </w:r>
+      <w:bookmarkEnd w:id="16"/>
+    </w:p>
+    <w:p>
+      <w:r>
+        <w:t>Шаг 1. Регистрация и вход. Игроки регистрируются (каждому присваивается роль «Игрок» и начальный рейтинг 1000), организатор входит под своей учётной записью (рисунок 14).</w:t>
       </w:r>
     </w:p>
     <w:tbl>
@@ -4924,167 +4909,6 @@
                 <w:color w:val="808080"/>
                 <w:sz w:val="22"/>
               </w:rPr>
-              <w:lastRenderedPageBreak/>
-              <w:t>Место для скриншота</w:t>
-            </w:r>
-            <w:r>
-              <w:rPr>
-                <w:i/>
-                <w:color w:val="808080"/>
-                <w:sz w:val="22"/>
-              </w:rPr>
-              <w:br/>
-              <w:t>панель администратора</w:t>
-            </w:r>
-          </w:p>
-        </w:tc>
-      </w:tr>
-    </w:tbl>
-    <w:p>
-      <w:pPr>
-        <w:spacing w:before="80" w:after="160"/>
-        <w:ind w:firstLine="0"/>
-        <w:jc w:val="center"/>
-      </w:pPr>
-      <w:r>
-        <w:rPr>
-          <w:sz w:val="24"/>
-        </w:rPr>
-        <w:t>Рисунок 13 – Интерфейс администратора</w:t>
-      </w:r>
-    </w:p>
-    <w:p>
-      <w:r>
-        <w:t>Ключевые алгоритмы системы реализованы в изолированных пакетах. Алгоритм генерации олимпийской сетки дополняет число участников до ближайшей степени двойки и распределяет их по слотам по стандартной схеме посева, при которой проходы без игры распределяются равномерно и не образуют «пустых» пар. Победитель каждого матча автоматически продвигается в следующий матч по ссылке «следующий матч»; при нечётном числе участников одиночный участник объявляется прошедшим без игры. Алгоритм расчёта рейтинга основан на к</w:t>
-      </w:r>
-      <w:r>
-        <w:t>лассической формуле ELO: ожидаемый результат определяется как E = 1 / (1 + 10^((Rб − Rа)/400)), а изменение рейтинга – как Δ = round(K · (S − E)), где S – фактический результат (1 – победа, 0 – поражение), K – коэффициент (32 для стандартного режима, 0 – для автономного). Реализация этих алгоритмов приведена в ПРИЛОЖЕНИИ Б.</w:t>
-      </w:r>
-    </w:p>
-    <w:p>
-      <w:r>
-        <w:br w:type="page"/>
-      </w:r>
-    </w:p>
-    <w:p>
-      <w:pPr>
-        <w:pStyle w:val="1"/>
-        <w:jc w:val="left"/>
-      </w:pPr>
-      <w:bookmarkStart w:id="14" w:name="_Toc233683105"/>
-      <w:r>
-        <w:rPr>
-          <w:rFonts w:ascii="Times New Roman" w:hAnsi="Times New Roman" w:cs="Times New Roman"/>
-        </w:rPr>
-        <w:lastRenderedPageBreak/>
-        <w:t>3 КОНТРОЛЬНЫЙ ПРИМЕР</w:t>
-      </w:r>
-      <w:bookmarkEnd w:id="14"/>
-    </w:p>
-    <w:p>
-      <w:pPr>
-        <w:pStyle w:val="21"/>
-        <w:jc w:val="left"/>
-      </w:pPr>
-      <w:bookmarkStart w:id="15" w:name="_Toc233683106"/>
-      <w:r>
-        <w:rPr>
-          <w:rFonts w:ascii="Times New Roman" w:hAnsi="Times New Roman" w:cs="Times New Roman"/>
-        </w:rPr>
-        <w:t>3.1 Описание контрольного примера</w:t>
-      </w:r>
-      <w:bookmarkEnd w:id="15"/>
-    </w:p>
-    <w:p>
-      <w:r>
-        <w:t>Для проверки работоспособности системы рассмотрен сквозной сценарий проведения стандартного турнира по олимпийской системе. Параметры контрольного примера:</w:t>
-      </w:r>
-    </w:p>
-    <w:p>
-      <w:r>
-        <w:t>– дисциплина – «Шахматы» (одиночная);</w:t>
-      </w:r>
-    </w:p>
-    <w:p>
-      <w:r>
-        <w:t>– режим турнира – стандартный (STANDARD, с пересчётом рейтинга);</w:t>
-      </w:r>
-    </w:p>
-    <w:p>
-      <w:r>
-        <w:t>– тип сетки – олимпийская система (на вылет);</w:t>
-      </w:r>
-    </w:p>
-    <w:p>
-      <w:r>
-        <w:t>– число участников – 4 зарегистрированных игрока с начальным рейтингом 1000: player, Барс, Сокол, Кречет;</w:t>
-      </w:r>
-    </w:p>
-    <w:p>
-      <w:r>
-        <w:t>– судейство – организатор турнира (назначен судьёй по умолчанию).</w:t>
-      </w:r>
-    </w:p>
-    <w:p>
-      <w:r>
-        <w:t>Используются демонстрационные учётные записи: организатор (organizer@beefurca.com) создаёт и судит турнир, игроки регистрируются и подают заявки. Ожидаемый результат – корректно построенная сетка, последовательная фиксация результатов, автоматический пересчёт рейтинга и формирование итоговой турнирной таблицы.</w:t>
-      </w:r>
-    </w:p>
-    <w:p>
-      <w:pPr>
-        <w:pStyle w:val="21"/>
-        <w:jc w:val="left"/>
-      </w:pPr>
-      <w:bookmarkStart w:id="16" w:name="_Toc233683107"/>
-      <w:r>
-        <w:rPr>
-          <w:rFonts w:ascii="Times New Roman" w:hAnsi="Times New Roman" w:cs="Times New Roman"/>
-        </w:rPr>
-        <w:t>3.2 Порядок выполнения</w:t>
-      </w:r>
-      <w:bookmarkEnd w:id="16"/>
-    </w:p>
-    <w:p>
-      <w:r>
-        <w:t>Шаг 1. Регистрация и вход. Игроки регистрируются (каждому присваивается роль «Игрок» и начальный рейтинг 1000), организатор входит под своей учётной записью (рисунок 14).</w:t>
-      </w:r>
-    </w:p>
-    <w:tbl>
-      <w:tblPr>
-        <w:tblW w:w="0" w:type="auto"/>
-        <w:jc w:val="center"/>
-        <w:tblLook w:val="04A0" w:firstRow="1" w:lastRow="0" w:firstColumn="1" w:lastColumn="0" w:noHBand="0" w:noVBand="1"/>
-      </w:tblPr>
-      <w:tblGrid>
-        <w:gridCol w:w="9071"/>
-      </w:tblGrid>
-      <w:tr>
-        <w:trPr>
-          <w:trHeight w:val="3969"/>
-          <w:jc w:val="center"/>
-        </w:trPr>
-        <w:tc>
-          <w:tcPr>
-            <w:tcW w:w="9071" w:type="dxa"/>
-            <w:tcBorders>
-              <w:top w:val="single" w:sz="6" w:space="0" w:color="000000"/>
-              <w:left w:val="single" w:sz="6" w:space="0" w:color="000000"/>
-              <w:bottom w:val="single" w:sz="6" w:space="0" w:color="000000"/>
-              <w:right w:val="single" w:sz="6" w:space="0" w:color="000000"/>
-            </w:tcBorders>
-          </w:tcPr>
-          <w:p>
-            <w:pPr>
-              <w:ind w:firstLine="0"/>
-              <w:jc w:val="center"/>
-            </w:pPr>
-            <w:r>
-              <w:rPr>
-                <w:i/>
-                <w:color w:val="808080"/>
-                <w:sz w:val="22"/>
-              </w:rPr>
-              <w:lastRenderedPageBreak/>
               <w:t>Место для скриншота</w:t>
             </w:r>
             <w:r>
@@ -5115,7 +4939,8 @@
     </w:p>
     <w:p>
       <w:r>
-        <w:t>Шаг 2. Создание турнира. Организатор создаёт турнир «Шахматный кубок» по дисциплине «Шахматы», выбирает стандартный режим и олимпийскую систему, указывает сроки проведения (рисунок 15).</w:t>
+        <w:lastRenderedPageBreak/>
+        <w:t>Шаг 2. Создание турнира. Организатор создаёт турнир «Шахматный кубок» по дисциплине «Шахматы», выбирает официальный режим и олимпийскую систему, указывает сроки проведения (рисунок 15).</w:t>
       </w:r>
     </w:p>
     <w:tbl>
@@ -5221,7 +5046,6 @@
                 <w:color w:val="808080"/>
                 <w:sz w:val="22"/>
               </w:rPr>
-              <w:lastRenderedPageBreak/>
               <w:t>Место для скриншота</w:t>
             </w:r>
             <w:r>
@@ -5252,75 +5076,7 @@
     </w:p>
     <w:p>
       <w:r>
-        <w:t>Шаг 4. Генерация сетки. Организатор запускает генерацию сетки. Система распределяет участников по слотам и формирует матчи: в первом раунде – player против Сокола и Кречет против Барса, во втором (финальном) раунде встречаются победители (рисунок 17).</w:t>
-      </w:r>
-    </w:p>
-    <w:tbl>
-      <w:tblPr>
-        <w:tblW w:w="0" w:type="auto"/>
-        <w:jc w:val="center"/>
-        <w:tblLook w:val="04A0" w:firstRow="1" w:lastRow="0" w:firstColumn="1" w:lastColumn="0" w:noHBand="0" w:noVBand="1"/>
-      </w:tblPr>
-      <w:tblGrid>
-        <w:gridCol w:w="9071"/>
-      </w:tblGrid>
-      <w:tr>
-        <w:trPr>
-          <w:trHeight w:val="3969"/>
-          <w:jc w:val="center"/>
-        </w:trPr>
-        <w:tc>
-          <w:tcPr>
-            <w:tcW w:w="9071" w:type="dxa"/>
-            <w:tcBorders>
-              <w:top w:val="single" w:sz="6" w:space="0" w:color="000000"/>
-              <w:left w:val="single" w:sz="6" w:space="0" w:color="000000"/>
-              <w:bottom w:val="single" w:sz="6" w:space="0" w:color="000000"/>
-              <w:right w:val="single" w:sz="6" w:space="0" w:color="000000"/>
-            </w:tcBorders>
-          </w:tcPr>
-          <w:p>
-            <w:pPr>
-              <w:ind w:firstLine="0"/>
-              <w:jc w:val="center"/>
-            </w:pPr>
-            <w:r>
-              <w:rPr>
-                <w:i/>
-                <w:color w:val="808080"/>
-                <w:sz w:val="22"/>
-              </w:rPr>
-              <w:t>Место для скриншота</w:t>
-            </w:r>
-            <w:r>
-              <w:rPr>
-                <w:i/>
-                <w:color w:val="808080"/>
-                <w:sz w:val="22"/>
-              </w:rPr>
-              <w:br/>
-              <w:t>сгенерированная сетка</w:t>
-            </w:r>
-          </w:p>
-        </w:tc>
-      </w:tr>
-    </w:tbl>
-    <w:p>
-      <w:pPr>
-        <w:spacing w:before="80" w:after="160"/>
-        <w:ind w:firstLine="0"/>
-        <w:jc w:val="center"/>
-      </w:pPr>
-      <w:r>
-        <w:rPr>
-          <w:sz w:val="24"/>
-        </w:rPr>
-        <w:t>Рисунок 17 – Сгенерированная турнирная сетка</w:t>
-      </w:r>
-    </w:p>
-    <w:p>
-      <w:r>
-        <w:t>Шаг 5. Проведение матчей. Организатор как судья последовательно вносит результаты. В первом раунде player побеждает Сокола со счётом 2:1, Кречет побеждает Барса со счётом 2:0. После фиксации каждого результата система пересчитывает рейтинг и продвигает победителя в финал. В финале player побеждает Кречета со счётом 2:1 (рисунок 18).</w:t>
+        <w:t>Шаг 4. Генерация сетки. Организатор запускает построение сетки. Система распределяет участников по слотам и формирует матчи: в первом раунде – player против Сокола и Кречет против Барса, во втором (финальном) раунде встречаются победители (рисунок 17).</w:t>
       </w:r>
     </w:p>
     <w:tbl>
@@ -5368,6 +5124,74 @@
                 <w:sz w:val="22"/>
               </w:rPr>
               <w:br/>
+              <w:t>сгенерированная сетка</w:t>
+            </w:r>
+          </w:p>
+        </w:tc>
+      </w:tr>
+    </w:tbl>
+    <w:p>
+      <w:pPr>
+        <w:spacing w:before="80" w:after="160"/>
+        <w:ind w:firstLine="0"/>
+        <w:jc w:val="center"/>
+      </w:pPr>
+      <w:r>
+        <w:rPr>
+          <w:sz w:val="24"/>
+        </w:rPr>
+        <w:t>Рисунок 17 – Сгенерированная турнирная сетка</w:t>
+      </w:r>
+    </w:p>
+    <w:p>
+      <w:r>
+        <w:t>Шаг 5. Проведение матчей. Организатор как судья последовательно вносит результаты. В первом раунде player побеждает Сокола со счётом 2:1, Кречет побеждает Барса со счётом 2:0. После фиксации каждого результата система пересчитывает рейтинг и продвигает победителя в финал. В финале player побеждает Кречета со счётом 2:1 (рисунок 18).</w:t>
+      </w:r>
+    </w:p>
+    <w:tbl>
+      <w:tblPr>
+        <w:tblW w:w="0" w:type="auto"/>
+        <w:jc w:val="center"/>
+        <w:tblLook w:val="04A0" w:firstRow="1" w:lastRow="0" w:firstColumn="1" w:lastColumn="0" w:noHBand="0" w:noVBand="1"/>
+      </w:tblPr>
+      <w:tblGrid>
+        <w:gridCol w:w="9071"/>
+      </w:tblGrid>
+      <w:tr>
+        <w:trPr>
+          <w:trHeight w:val="3969"/>
+          <w:jc w:val="center"/>
+        </w:trPr>
+        <w:tc>
+          <w:tcPr>
+            <w:tcW w:w="9071" w:type="dxa"/>
+            <w:tcBorders>
+              <w:top w:val="single" w:sz="6" w:space="0" w:color="000000"/>
+              <w:left w:val="single" w:sz="6" w:space="0" w:color="000000"/>
+              <w:bottom w:val="single" w:sz="6" w:space="0" w:color="000000"/>
+              <w:right w:val="single" w:sz="6" w:space="0" w:color="000000"/>
+            </w:tcBorders>
+          </w:tcPr>
+          <w:p>
+            <w:pPr>
+              <w:ind w:firstLine="0"/>
+              <w:jc w:val="center"/>
+            </w:pPr>
+            <w:r>
+              <w:rPr>
+                <w:i/>
+                <w:color w:val="808080"/>
+                <w:sz w:val="22"/>
+              </w:rPr>
+              <w:t>Место для скриншота</w:t>
+            </w:r>
+            <w:r>
+              <w:rPr>
+                <w:i/>
+                <w:color w:val="808080"/>
+                <w:sz w:val="22"/>
+              </w:rPr>
+              <w:br/>
               <w:t>ввод счёта матча</w:t>
             </w:r>
           </w:p>
@@ -5392,7 +5216,7 @@
         <w:pStyle w:val="21"/>
         <w:jc w:val="left"/>
       </w:pPr>
-      <w:bookmarkStart w:id="17" w:name="_Toc233683108"/>
+      <w:bookmarkStart w:id="17" w:name="_Toc233706156"/>
       <w:r>
         <w:rPr>
           <w:rFonts w:ascii="Times New Roman" w:hAnsi="Times New Roman" w:cs="Times New Roman"/>
@@ -5403,7 +5227,11 @@
     </w:p>
     <w:p>
       <w:r>
-        <w:t>После завершения всех матчей система определила победителя турнира – игрока player – и пересчитала рейтинг участников. Поскольку все игроки начинали со значения 1000, ожидаемый результат каждого матча равных соперников составляет 0,5, а изменение рейтинга – ±16 очков. Итоговые изменения рейтинга приведены в таблице 5.</w:t>
+        <w:t xml:space="preserve">После завершения всех матчей система определила победителя турнира – игрока player – и пересчитала рейтинг участников. Поскольку все игроки начинали со значения 1000, ожидаемый результат каждого матча равных соперников </w:t>
+      </w:r>
+      <w:r>
+        <w:lastRenderedPageBreak/>
+        <w:t>составляет 0,5, а изменение рейтинга – ±16 очков. Итоговые изменения рейтинга приведены в таблице 5.</w:t>
       </w:r>
     </w:p>
     <w:p>
@@ -5416,7 +5244,7 @@
         <w:rPr>
           <w:sz w:val="24"/>
         </w:rPr>
-        <w:t>Таблица 5 – Изменение рейтинга ELO участников по итогам турнира</w:t>
+        <w:t>Таблица 5 – Изменение рейтинга участников по итогам турнира</w:t>
       </w:r>
     </w:p>
     <w:tbl>
@@ -5561,7 +5389,7 @@
                 <w:b/>
                 <w:sz w:val="20"/>
               </w:rPr>
-              <w:t>Δ ELO</w:t>
+              <w:t>Δ</w:t>
             </w:r>
           </w:p>
         </w:tc>
@@ -6077,7 +5905,75 @@
     </w:tbl>
     <w:p>
       <w:r>
-        <w:t>Чемпион турнира player выиграл два матча и получил +16 очков за каждый, достигнув рейтинга 1032. Финалист Кречет выиграл полуфинал (+16) и проиграл финал (−16), сохранив исходный рейтинг 1000. Проигравшие в первом раунде Сокол и Барс потеряли по 16 очков. Каждое изменение рейтинга зафиксировано в истории, что позволяет построить динамику рейтинга игрока и сводную статистику. Итоговая турнирная таблица формируется автоматически и упорядочивает участников по числу побед (рисунок 19).</w:t>
+        <w:t>Чемпион турнира player выиграл два матча и получил по +16 очков за каждый, достигнув рейтинга 1032. Финалист Кречет выиграл полуфинал (+16) и проиграл финал (−16), сохранив исходный рейтинг 1000. Проигравшие в первом раунде Сокол и Барс потеряли по 16 очков. Каждое изменение рейтинга зафиксировано в истории, что позволяет построить динамику рейтинга игрока и сводную статистику. Итоговая турнирная таблица формируется автоматически и упорядочивает участников по числу побед (рисунок 19).</w:t>
+      </w:r>
+    </w:p>
+    <w:tbl>
+      <w:tblPr>
+        <w:tblW w:w="0" w:type="auto"/>
+        <w:jc w:val="center"/>
+        <w:tblLook w:val="04A0" w:firstRow="1" w:lastRow="0" w:firstColumn="1" w:lastColumn="0" w:noHBand="0" w:noVBand="1"/>
+      </w:tblPr>
+      <w:tblGrid>
+        <w:gridCol w:w="9071"/>
+      </w:tblGrid>
+      <w:tr>
+        <w:trPr>
+          <w:trHeight w:val="3969"/>
+          <w:jc w:val="center"/>
+        </w:trPr>
+        <w:tc>
+          <w:tcPr>
+            <w:tcW w:w="9071" w:type="dxa"/>
+            <w:tcBorders>
+              <w:top w:val="single" w:sz="6" w:space="0" w:color="000000"/>
+              <w:left w:val="single" w:sz="6" w:space="0" w:color="000000"/>
+              <w:bottom w:val="single" w:sz="6" w:space="0" w:color="000000"/>
+              <w:right w:val="single" w:sz="6" w:space="0" w:color="000000"/>
+            </w:tcBorders>
+          </w:tcPr>
+          <w:p>
+            <w:pPr>
+              <w:ind w:firstLine="0"/>
+              <w:jc w:val="center"/>
+            </w:pPr>
+            <w:r>
+              <w:rPr>
+                <w:i/>
+                <w:color w:val="808080"/>
+                <w:sz w:val="22"/>
+              </w:rPr>
+              <w:t>Место для скриншота</w:t>
+            </w:r>
+            <w:r>
+              <w:rPr>
+                <w:i/>
+                <w:color w:val="808080"/>
+                <w:sz w:val="22"/>
+              </w:rPr>
+              <w:br/>
+              <w:t>итоговая турнирная таблица</w:t>
+            </w:r>
+          </w:p>
+        </w:tc>
+      </w:tr>
+    </w:tbl>
+    <w:p>
+      <w:pPr>
+        <w:spacing w:before="80" w:after="160"/>
+        <w:ind w:firstLine="0"/>
+        <w:jc w:val="center"/>
+      </w:pPr>
+      <w:r>
+        <w:rPr>
+          <w:sz w:val="24"/>
+        </w:rPr>
+        <w:t>Рисунок 19 – Итоговая турнирная таблица</w:t>
+      </w:r>
+    </w:p>
+    <w:p>
+      <w:r>
+        <w:t>Администратор сформировал сводные отчёты за период и выгрузил их в формате Excel. Отчёт о популярности дисциплин и статистический отчёт по результатам игрока содержат итоговые строки с автоматическим подсчётом сумм и средних значений (рисунок 20).</w:t>
       </w:r>
     </w:p>
     <w:tbl>
@@ -6125,74 +6021,6 @@
                 <w:sz w:val="22"/>
               </w:rPr>
               <w:br/>
-              <w:t>итоговая турнирная таблица</w:t>
-            </w:r>
-          </w:p>
-        </w:tc>
-      </w:tr>
-    </w:tbl>
-    <w:p>
-      <w:pPr>
-        <w:spacing w:before="80" w:after="160"/>
-        <w:ind w:firstLine="0"/>
-        <w:jc w:val="center"/>
-      </w:pPr>
-      <w:r>
-        <w:rPr>
-          <w:sz w:val="24"/>
-        </w:rPr>
-        <w:t>Рисунок 19 – Итоговая турнирная таблица</w:t>
-      </w:r>
-    </w:p>
-    <w:p>
-      <w:r>
-        <w:t>Администратор сформировал сводные отчёты за период и выгрузил их в формате Excel. Отчёт о популярности дисциплин и статистический отчёт по результатам игрока содержат итоговые строки с автоматическим подсчётом сумм и средних значений средствами формул Excel (рисунок 20).</w:t>
-      </w:r>
-    </w:p>
-    <w:tbl>
-      <w:tblPr>
-        <w:tblW w:w="0" w:type="auto"/>
-        <w:jc w:val="center"/>
-        <w:tblLook w:val="04A0" w:firstRow="1" w:lastRow="0" w:firstColumn="1" w:lastColumn="0" w:noHBand="0" w:noVBand="1"/>
-      </w:tblPr>
-      <w:tblGrid>
-        <w:gridCol w:w="9071"/>
-      </w:tblGrid>
-      <w:tr>
-        <w:trPr>
-          <w:trHeight w:val="3969"/>
-          <w:jc w:val="center"/>
-        </w:trPr>
-        <w:tc>
-          <w:tcPr>
-            <w:tcW w:w="9071" w:type="dxa"/>
-            <w:tcBorders>
-              <w:top w:val="single" w:sz="6" w:space="0" w:color="000000"/>
-              <w:left w:val="single" w:sz="6" w:space="0" w:color="000000"/>
-              <w:bottom w:val="single" w:sz="6" w:space="0" w:color="000000"/>
-              <w:right w:val="single" w:sz="6" w:space="0" w:color="000000"/>
-            </w:tcBorders>
-          </w:tcPr>
-          <w:p>
-            <w:pPr>
-              <w:ind w:firstLine="0"/>
-              <w:jc w:val="center"/>
-            </w:pPr>
-            <w:r>
-              <w:rPr>
-                <w:i/>
-                <w:color w:val="808080"/>
-                <w:sz w:val="22"/>
-              </w:rPr>
-              <w:t>Место для скриншота</w:t>
-            </w:r>
-            <w:r>
-              <w:rPr>
-                <w:i/>
-                <w:color w:val="808080"/>
-                <w:sz w:val="22"/>
-              </w:rPr>
-              <w:br/>
               <w:t>Excel-отчёт</w:t>
             </w:r>
           </w:p>
@@ -6214,7 +6042,7 @@
     </w:p>
     <w:p>
       <w:r>
-        <w:t>Контрольный пример подтвердил корректную работу системы: сетка построена верно, результаты зафиксированы последовательно, рейтинг пересчитан в соответствии с формулой ELO, итоговая таблица и отчёты сформированы без ошибок.</w:t>
+        <w:t>Контрольный пример подтвердил корректную работу системы: сетка построена верно, результаты зафиксированы последовательно, рейтинг пересчитан в соответствии с формулой Эло, итоговая таблица и отчёты сформированы без ошибок.</w:t>
       </w:r>
     </w:p>
     <w:p>
@@ -6228,7 +6056,7 @@
         <w:ind w:firstLine="0"/>
         <w:jc w:val="center"/>
       </w:pPr>
-      <w:bookmarkStart w:id="18" w:name="_Toc233683109"/>
+      <w:bookmarkStart w:id="18" w:name="_Toc233706157"/>
       <w:r>
         <w:rPr>
           <w:rFonts w:ascii="Times New Roman" w:hAnsi="Times New Roman" w:cs="Times New Roman"/>
@@ -6245,7 +6073,7 @@
     </w:p>
     <w:p>
       <w:r>
-        <w:t>Проведён анализ предметной области и существующих аналогов, по результатам которого определены требования и обоснован выбор технологического стека. Построена функциональная модель системы в нотации SADT, разработаны диаграммы вариантов использования и классов UML, спроектирована и описана ER-моделью структура базы данных из восьми таблиц с явно заданными связями и политиками целостности.</w:t>
+        <w:t>Проведён анализ предметной области и существующих аналогов, по результатам которого определены требования и обоснован выбор инструментальных средств. Построена функциональная модель системы в нотации SADT, разработаны диаграммы вариантов использования и классов UML, спроектирована и описана ER-моделью структура базы данных из восьми таблиц.</w:t>
       </w:r>
     </w:p>
     <w:p>
@@ -6255,7 +6083,7 @@
     </w:p>
     <w:p>
       <w:r>
-        <w:t>– регистрация и аутентификация пользователей с разграничением ролей и сессиями на основе JWT с ротацией refresh-токенов;</w:t>
+        <w:t>– регистрация и аутентификация пользователей с разграничением ролей;</w:t>
       </w:r>
     </w:p>
     <w:p>
@@ -6265,22 +6093,22 @@
     </w:p>
     <w:p>
       <w:r>
-        <w:t>– два режима проведения – стандартный с пересчётом рейтинга и автономный без регистрации;</w:t>
-      </w:r>
-    </w:p>
-    <w:p>
-      <w:r>
-        <w:t>– автоматическая генерация сеток олимпийской и круговой систем с корректной обработкой проходов без игры;</w:t>
-      </w:r>
-    </w:p>
-    <w:p>
-      <w:r>
-        <w:t>– судейство матчей с фиксацией счёта и технических поражений и трансляцией изменений сетки в реальном времени;</w:t>
-      </w:r>
-    </w:p>
-    <w:p>
-      <w:r>
-        <w:t>– сквозной расчёт рейтинга ELO с ведением истории и формирование сводных Excel-отчётов.</w:t>
+        <w:t>– два режима проведения – официальный с пересчётом рейтинга и локальный без регистрации;</w:t>
+      </w:r>
+    </w:p>
+    <w:p>
+      <w:r>
+        <w:t>– автоматическое построение сеток олимпийской и круговой систем с обработкой проходов без игры;</w:t>
+      </w:r>
+    </w:p>
+    <w:p>
+      <w:r>
+        <w:t>– судейство матчей с фиксацией счёта и технических поражений и обновлением сетки в реальном времени;</w:t>
+      </w:r>
+    </w:p>
+    <w:p>
+      <w:r>
+        <w:t>– сквозной расчёт рейтинга с ведением истории и формирование сводных Excel-отчётов.</w:t>
       </w:r>
     </w:p>
     <w:p>
@@ -6290,7 +6118,6 @@
     </w:p>
     <w:p>
       <w:r>
-        <w:lastRenderedPageBreak/>
         <w:br w:type="page"/>
       </w:r>
     </w:p>
@@ -6300,7 +6127,7 @@
         <w:ind w:firstLine="0"/>
         <w:jc w:val="center"/>
       </w:pPr>
-      <w:bookmarkStart w:id="19" w:name="_Toc233683110"/>
+      <w:bookmarkStart w:id="19" w:name="_Toc233706158"/>
       <w:r>
         <w:rPr>
           <w:rFonts w:ascii="Times New Roman" w:hAnsi="Times New Roman" w:cs="Times New Roman"/>
@@ -6417,7 +6244,7 @@
         <w:ind w:firstLine="0"/>
         <w:jc w:val="center"/>
       </w:pPr>
-      <w:bookmarkStart w:id="20" w:name="_Toc233683111"/>
+      <w:bookmarkStart w:id="20" w:name="_Toc233706159"/>
       <w:r>
         <w:rPr>
           <w:rFonts w:ascii="Times New Roman" w:hAnsi="Times New Roman" w:cs="Times New Roman"/>
@@ -6494,7 +6321,7 @@
     </w:p>
     <w:p>
       <w:r>
-        <w:t>Система предназначена для организаторов и участников соревнований и обеспечивает проведение турниров в двух режимах: стандартном (с регистрацией участников и пересчётом рейтинга) и автономном (быстрый локальный учёт без регистрации). Система автоматизирует построение турнирных сеток, ведение счёта, расчёт рейтинга и формирование отчётности.</w:t>
+        <w:t>Система предназначена для организаторов и участников соревнований и обеспечивает проведение турниров в двух режимах: официальном (с регистрацией участников и пересчётом рейтинга) и локальном (быстрый учёт без регистрации). Система автоматизирует построение турнирных сеток, ведение счёта, расчёт рейтинга и формирование отчётности.</w:t>
       </w:r>
     </w:p>
     <w:p>
@@ -6526,7 +6353,7 @@
     </w:p>
     <w:p>
       <w:r>
-        <w:t>– регистрацию и аутентификацию пользователей с разграничением ролей «Игрок», «Организатор», «Администратор» и контекстной ролью судьи;</w:t>
+        <w:t>– регистрацию и аутентификацию пользователей с разграничением ролей «Игрок», «Организатор», «Администратор» и роли судьи;</w:t>
       </w:r>
     </w:p>
     <w:p>
@@ -6536,33 +6363,33 @@
     </w:p>
     <w:p>
       <w:r>
-        <w:t>– ведение справочника дисциплин с указанием типа (одиночная/командная) и правил;</w:t>
+        <w:t>– ведение справочника дисциплин с указанием типа (одиночная/командная);</w:t>
+      </w:r>
+    </w:p>
+    <w:p>
+      <w:r>
+        <w:t>– создание турниров с выбором дисциплины, режима, формата сетки (олимпийская/круговая), сроков, призового фонда и взноса;</w:t>
       </w:r>
     </w:p>
     <w:p>
       <w:r>
         <w:lastRenderedPageBreak/>
-        <w:t>– создание турниров с выбором дисциплины, режима (STANDARD/SANDBOX), типа сетки (олимпийская/круговая), сроков, призового фонда и взноса;</w:t>
-      </w:r>
-    </w:p>
-    <w:p>
-      <w:r>
         <w:t>– приём, подтверждение и отклонение заявок участников; добавление участников вручную и импорт из файла Excel;</w:t>
       </w:r>
     </w:p>
     <w:p>
       <w:r>
-        <w:t>– автоматическую генерацию турнирной сетки с корректной обработкой нечётного числа участников (проходы без игры);</w:t>
-      </w:r>
-    </w:p>
-    <w:p>
-      <w:r>
-        <w:t>– фиксацию результатов матчей назначенным судьёй, включая счёт и техническое поражение; трансляцию изменений сетки в реальном времени;</w:t>
-      </w:r>
-    </w:p>
-    <w:p>
-      <w:r>
-        <w:t>– пересчёт рейтинга ELO по итогам матчей в стандартном режиме и ведение истории рейтинга;</w:t>
+        <w:t>– автоматическое построение турнирной сетки с обработкой нечётного числа участников (проходы без игры);</w:t>
+      </w:r>
+    </w:p>
+    <w:p>
+      <w:r>
+        <w:t>– фиксацию результатов матчей назначенным судьёй, включая счёт и техническое поражение; обновление сетки в реальном времени;</w:t>
+      </w:r>
+    </w:p>
+    <w:p>
+      <w:r>
+        <w:t>– пересчёт рейтинга по итогам матчей в официальном режиме и ведение истории рейтинга;</w:t>
       </w:r>
     </w:p>
     <w:p>
@@ -6572,7 +6399,7 @@
     </w:p>
     <w:p>
       <w:r>
-        <w:t>– сохранение статистики матчей при удалении учётной записи (мягкое удаление с обезличиванием персональных данных).</w:t>
+        <w:t>– сохранение статистики матчей при удалении учётной записи (обезличивание персональных данных).</w:t>
       </w:r>
     </w:p>
     <w:p>
@@ -6588,7 +6415,7 @@
     </w:p>
     <w:p>
       <w:r>
-        <w:t>Фиксация результата матча, обновление рейтинга и запись истории должны выполняться в единой транзакции. Изменение состояния матча допускается только до его завершения; повторная фиксация результата исключается. Блокировка учётной записи должна немедленно прекращать все её сессии.</w:t>
+        <w:t>Фиксация результата матча, обновление рейтинга и запись истории должны выполняться согласованно, как единая операция. Изменение результата матча допускается только до его завершения; повторная фиксация исключается. Блокировка учётной записи должна немедленно прекращать доступ пользователя к системе.</w:t>
       </w:r>
     </w:p>
     <w:p>
@@ -6604,7 +6431,7 @@
     </w:p>
     <w:p>
       <w:r>
-        <w:t>Сервер: среда выполнения с поддержкой Node.js, СУБД PostgreSQL версии 16 (не ниже 14), сервер Redis. Клиент: современный веб-браузер (Chrome, Firefox, Safari, Edge) с поддержкой Server-Sent Events. Доступ к системе осуществляется по сети по протоколу HTTP/HTTPS.</w:t>
+        <w:t>Сервер: среда выполнения с поддержкой Node.js, СУБД PostgreSQL, сервер Redis. Клиент: современный веб-браузер (Chrome, Firefox, Safari, Edge). Доступ к системе осуществляется по сети по протоколу HTTP/HTTPS.</w:t>
       </w:r>
     </w:p>
     <w:p>
@@ -6620,7 +6447,7 @@
     </w:p>
     <w:p>
       <w:r>
-        <w:t>Язык реализации – TypeScript. Серверная часть – ElysiaJS, ORM Drizzle; клиентская часть – Next.js. Хранение данных – PostgreSQL, кэш и сессии – Redis. Формирование отчётов – библиотека ExcelJS (формат .xlsx). Аутентификация – JWT (алгоритм RS256).</w:t>
+        <w:t>Язык реализации – TypeScript. Серверная часть – ElysiaJS, ORM Drizzle; клиентская часть – Next.js. Хранение данных – PostgreSQL, кэш и сессии – Redis. Формирование отчётов – библиотека ExcelJS (формат .xlsx). Аутентификация – по токенам JWT.</w:t>
       </w:r>
     </w:p>
     <w:p>
@@ -6631,12 +6458,12 @@
         <w:rPr>
           <w:b/>
         </w:rPr>
+        <w:t>5 Требования к программной документации</w:t>
+      </w:r>
+    </w:p>
+    <w:p>
+      <w:r>
         <w:lastRenderedPageBreak/>
-        <w:t>5 Требования к программной документации</w:t>
-      </w:r>
-    </w:p>
-    <w:p>
-      <w:r>
         <w:t>В состав документации включается пояснительная записка, содержащая описание предметной области, проектные модели (SADT, UML, ER), описание программных модулей и контрольный пример работы системы.</w:t>
       </w:r>
     </w:p>
@@ -7059,7 +6886,7 @@
         <w:ind w:firstLine="0"/>
         <w:jc w:val="center"/>
       </w:pPr>
-      <w:bookmarkStart w:id="21" w:name="_Toc233683112"/>
+      <w:bookmarkStart w:id="21" w:name="_Toc233706160"/>
       <w:r>
         <w:rPr>
           <w:rFonts w:ascii="Times New Roman" w:hAnsi="Times New Roman" w:cs="Times New Roman"/>
@@ -7093,7 +6920,7 @@
     </w:p>
     <w:p>
       <w:r>
-        <w:t>В данном приложении приведены экранные формы программного продукта и фрагменты исходного кода ключевых модулей. Экранные формы основных страниц приведены в разделе 2.2 и в разделе 3 (контрольный пример); ниже размещены фрагменты исходного кода.</w:t>
+        <w:t>В данном приложении приведены фрагменты исходного кода ключевых модулей системы. Экранные формы основных страниц приведены в разделе 2.2 и в разделе 3 (контрольный пример).</w:t>
       </w:r>
     </w:p>
     <w:p>
@@ -7109,7 +6936,7 @@
     </w:p>
     <w:p>
       <w:r>
-        <w:t>Схема базы данных описана средствами Drizzle ORM на языке TypeScript и служит единственным источником истины для генерации SQL-миграций. Ниже приведено описание таблицы матчей с внешними ключами и политиками целостности (листинг 1).</w:t>
+        <w:t>Схема базы данных описана на языке TypeScript средствами Drizzle ORM. Ниже приведено описание таблицы матчей со связями (листинг 1).</w:t>
       </w:r>
     </w:p>
     <w:p>
@@ -7460,7 +7287,7 @@
     </w:p>
     <w:p>
       <w:r>
-        <w:t>Модуль bracket-engine формирует структуру сетки. Посев распределяет участников так, чтобы проходы без игры не образовывали «пустых» пар (листинг 2).</w:t>
+        <w:t>Модуль генерации сетки распределяет участников по слотам так, чтобы проходы без игры не образовывали «пустых» пар (листинг 2).</w:t>
       </w:r>
     </w:p>
     <w:p>
@@ -7543,7 +7370,6 @@
           <w:rFonts w:ascii="Consolas" w:hAnsi="Consolas" w:cs="Consolas"/>
           <w:sz w:val="18"/>
         </w:rPr>
-        <w:lastRenderedPageBreak/>
         <w:t xml:space="preserve">  if (size === 1) return [0];</w:t>
       </w:r>
     </w:p>
@@ -7628,6 +7454,7 @@
           <w:rFonts w:ascii="Consolas" w:hAnsi="Consolas" w:cs="Consolas"/>
           <w:sz w:val="18"/>
         </w:rPr>
+        <w:lastRenderedPageBreak/>
         <w:t xml:space="preserve"> </w:t>
       </w:r>
     </w:p>
@@ -7835,12 +7662,12 @@
         <w:rPr>
           <w:b/>
         </w:rPr>
-        <w:t>Б.3 Расчёт рейтинга ELO</w:t>
-      </w:r>
-    </w:p>
-    <w:p>
-      <w:r>
-        <w:t>Модуль elo-calculator реализует расчёт изменения рейтинга по формуле ELO (листинг 3).</w:t>
+        <w:t>Б.3 Расчёт рейтинга</w:t>
+      </w:r>
+    </w:p>
+    <w:p>
+      <w:r>
+        <w:t>Модуль расчёта рейтинга реализует формулу Эло (листинг 3).</w:t>
       </w:r>
     </w:p>
     <w:p>
@@ -7853,7 +7680,7 @@
         <w:rPr>
           <w:sz w:val="24"/>
         </w:rPr>
-        <w:t>Листинг 3 – Расчёт рейтинга ELO (packages/elo-calculator/index.ts)</w:t>
+        <w:t>Листинг 3 – Расчёт рейтинга (packages/elo-calculator/index.ts)</w:t>
       </w:r>
     </w:p>
     <w:p>
@@ -8177,7 +8004,7 @@
     </w:p>
     <w:p>
       <w:r>
-        <w:t>Обработчик фиксации счёта определяет победителя, пересчитывает рейтинг в единой транзакции, продвигает победителя по сетке и публикует обновление (листинг 4).</w:t>
+        <w:t>Обработчик фиксации счёта определяет победителя, пересчитывает рейтинг, продвигает победителя по сетке и публикует обновление (листинг 4).</w:t>
       </w:r>
     </w:p>
     <w:p>
@@ -8246,7 +8073,6 @@
           <w:rFonts w:ascii="Consolas" w:hAnsi="Consolas" w:cs="Consolas"/>
           <w:sz w:val="18"/>
         </w:rPr>
-        <w:lastRenderedPageBreak/>
         <w:t>if (score1 &gt; score2) { winnerId = match.participant1Id; loserId = match.participant2Id; }</w:t>
       </w:r>
     </w:p>
@@ -8401,6 +8227,7 @@
           <w:rFonts w:ascii="Consolas" w:hAnsi="Consolas" w:cs="Consolas"/>
           <w:sz w:val="18"/>
         </w:rPr>
+        <w:lastRenderedPageBreak/>
         <w:t xml:space="preserve">    const col = match.nextMatchIsP1 ? "participant1Id" : "participant2Id";</w:t>
       </w:r>
     </w:p>
@@ -8501,7 +8328,7 @@
     </w:p>
     <w:p>
       <w:r>
-        <w:t>Модуль excel-generator формирует отчёты с итоговыми строками на основе формул Excel (листинг 5).</w:t>
+        <w:t>Модуль формирования отчётов строит таблицу с итоговыми строками на основе формул Excel (листинг 5).</w:t>
       </w:r>
     </w:p>
     <w:p>
@@ -8721,12 +8548,12 @@
         <w:rPr>
           <w:b/>
         </w:rPr>
-        <w:t>Б.6 Трансляция изменений в реальном времени</w:t>
-      </w:r>
-    </w:p>
-    <w:p>
-      <w:r>
-        <w:t>Обновления турнирной сетки транслируются через Server-Sent Events поверх механизма PostgreSQL LISTEN/NOTIFY (листинг 6).</w:t>
+        <w:t>Б.6 Обновление сетки в реальном времени</w:t>
+      </w:r>
+    </w:p>
+    <w:p>
+      <w:r>
+        <w:t>Обновления турнирной сетки рассылаются наблюдателям по мере фиксации результатов (листинг 6).</w:t>
       </w:r>
     </w:p>
     <w:p>
@@ -8739,7 +8566,7 @@
         <w:rPr>
           <w:sz w:val="24"/>
         </w:rPr>
-        <w:t>Листинг 6 – Вещание обновлений сетки (apps/api/src/utils/sse.ts)</w:t>
+        <w:t>Листинг 6 – Рассылка обновлений сетки (apps/api/src/utils/sse.ts)</w:t>
       </w:r>
     </w:p>
     <w:p>
@@ -8951,8 +8778,7 @@
     </w:p>
     <w:p>
       <w:r>
-        <w:lastRenderedPageBreak/>
-        <w:t>Выпуск и проверка JWT выполняются по алгоритму RS256; refresh-токены хранятся в Redis, что позволяет мгновенно отзывать сессии (листинг 7).</w:t>
+        <w:t>Выпуск и проверка токенов доступа; сессии хранятся в Redis, что позволяет отзывать их (листинг 7).</w:t>
       </w:r>
     </w:p>
     <w:p>
@@ -9049,6 +8875,7 @@
           <w:rFonts w:ascii="Consolas" w:hAnsi="Consolas" w:cs="Consolas"/>
           <w:sz w:val="18"/>
         </w:rPr>
+        <w:lastRenderedPageBreak/>
         <w:t>}</w:t>
       </w:r>
     </w:p>
@@ -9460,31 +9287,31 @@
       </w:rPr>
     </w:lvl>
   </w:abstractNum>
-  <w:num w:numId="1" w16cid:durableId="919290353">
+  <w:num w:numId="1" w16cid:durableId="1280062036">
     <w:abstractNumId w:val="8"/>
   </w:num>
-  <w:num w:numId="2" w16cid:durableId="367604438">
+  <w:num w:numId="2" w16cid:durableId="452289174">
     <w:abstractNumId w:val="6"/>
   </w:num>
-  <w:num w:numId="3" w16cid:durableId="1698970282">
+  <w:num w:numId="3" w16cid:durableId="1370181109">
     <w:abstractNumId w:val="5"/>
   </w:num>
-  <w:num w:numId="4" w16cid:durableId="1169446554">
+  <w:num w:numId="4" w16cid:durableId="1763647181">
     <w:abstractNumId w:val="4"/>
   </w:num>
-  <w:num w:numId="5" w16cid:durableId="1173184850">
+  <w:num w:numId="5" w16cid:durableId="17005546">
     <w:abstractNumId w:val="7"/>
   </w:num>
-  <w:num w:numId="6" w16cid:durableId="115107164">
+  <w:num w:numId="6" w16cid:durableId="537817408">
     <w:abstractNumId w:val="3"/>
   </w:num>
-  <w:num w:numId="7" w16cid:durableId="1544978231">
+  <w:num w:numId="7" w16cid:durableId="496308525">
     <w:abstractNumId w:val="2"/>
   </w:num>
-  <w:num w:numId="8" w16cid:durableId="1607038220">
+  <w:num w:numId="8" w16cid:durableId="304360628">
     <w:abstractNumId w:val="1"/>
   </w:num>
-  <w:num w:numId="9" w16cid:durableId="1871608674">
+  <w:num w:numId="9" w16cid:durableId="1554848855">
     <w:abstractNumId w:val="0"/>
   </w:num>
 </w:numbering>
@@ -20883,7 +20710,7 @@
     <w:autoRedefine/>
     <w:uiPriority w:val="39"/>
     <w:unhideWhenUsed/>
-    <w:rsid w:val="008F089D"/>
+    <w:rsid w:val="00EE20B7"/>
     <w:pPr>
       <w:spacing w:after="100"/>
     </w:pPr>
@@ -20895,7 +20722,7 @@
     <w:autoRedefine/>
     <w:uiPriority w:val="39"/>
     <w:unhideWhenUsed/>
-    <w:rsid w:val="008F089D"/>
+    <w:rsid w:val="00EE20B7"/>
     <w:pPr>
       <w:spacing w:after="100"/>
       <w:ind w:left="280"/>
@@ -20908,7 +20735,7 @@
     <w:autoRedefine/>
     <w:uiPriority w:val="39"/>
     <w:unhideWhenUsed/>
-    <w:rsid w:val="008F089D"/>
+    <w:rsid w:val="00EE20B7"/>
     <w:pPr>
       <w:spacing w:after="100"/>
       <w:ind w:left="560"/>
@@ -20919,7 +20746,7 @@
     <w:basedOn w:val="a2"/>
     <w:uiPriority w:val="99"/>
     <w:unhideWhenUsed/>
-    <w:rsid w:val="008F089D"/>
+    <w:rsid w:val="00EE20B7"/>
     <w:rPr>
       <w:color w:val="0000FF" w:themeColor="hyperlink"/>
       <w:u w:val="single"/>
